--- a/por/docx/19.content.docx
+++ b/por/docx/19.content.docx
@@ -19,7 +19,7 @@
         <w:rPr>
           <w:lang w:val="pt_PT" w:bidi="pt_PT"/>
         </w:rPr>
-        <w:t>Resource: Notas de Estudo - Introduções aos Livros (Tyndale)</w:t>
+        <w:t>Resource: Tyndale Open Study Notes</w:t>
       </w:r>
       <w:r>
         <w:rPr>
@@ -112,7 +112,7 @@
         <w:rPr>
           <w:lang w:val="pt_PT" w:bidi="pt_PT"/>
         </w:rPr>
-        <w:t>Notas de Estudo - Introduções aos Livros (Tyndale)</w:t>
+        <w:t>Tyndale Open Study Notes</w:t>
       </w:r>
     </w:p>
     <w:p>

--- a/por/docx/19.content.docx
+++ b/por/docx/19.content.docx
@@ -19,7 +19,7 @@
         <w:rPr>
           <w:lang w:val="pt_PT" w:bidi="pt_PT"/>
         </w:rPr>
-        <w:t>Resource: Tyndale Open Study Notes</w:t>
+        <w:t>Resource: Aquifer Open Study Notes (Book Intros)</w:t>
       </w:r>
       <w:r>
         <w:rPr>
@@ -112,7 +112,7 @@
         <w:rPr>
           <w:lang w:val="pt_PT" w:bidi="pt_PT"/>
         </w:rPr>
-        <w:t>Tyndale Open Study Notes</w:t>
+        <w:t>Aquifer Open Study Notes (Book Intros)</w:t>
       </w:r>
     </w:p>
     <w:p>

--- a/por/docx/19.content.docx
+++ b/por/docx/19.content.docx
@@ -258,18 +258,12 @@
         </w:rPr>
         <w:t xml:space="preserve">Os salmos, como toda a Escritura, são inspirados e dados por Deus (veja </w:t>
       </w:r>
-      <w:hyperlink r:id="rId13">
-        <w:r>
-          <w:rPr>
-            <w:lang w:val="pt_PT" w:bidi="pt_PT"/>
-          </w:rPr>
-          <w:rPr>
-            <w:color w:val="0000EE"/>
-            <w:u w:val="single"/>
-          </w:rPr>
-          <w:t>2Tm 3.16</w:t>
-        </w:r>
-      </w:hyperlink>
+      <w:r>
+        <w:rPr>
+          <w:lang w:val="pt_PT" w:bidi="pt_PT"/>
+        </w:rPr>
+        <w:t>2Tm 3.16</w:t>
+      </w:r>
       <w:r>
         <w:rPr>
           <w:lang w:val="pt_PT" w:bidi="pt_PT"/>
@@ -290,36 +284,24 @@
         </w:rPr>
         <w:t xml:space="preserve">Os dois primeiros salmos servem como uma introdução a todo o Saltério (o livro dos Salmos). </w:t>
       </w:r>
-      <w:hyperlink r:id="rId14">
-        <w:r>
-          <w:rPr>
-            <w:lang w:val="pt_PT" w:bidi="pt_PT"/>
-          </w:rPr>
-          <w:rPr>
-            <w:color w:val="0000EE"/>
-            <w:u w:val="single"/>
-          </w:rPr>
-          <w:t>O Salmo 1</w:t>
-        </w:r>
-      </w:hyperlink>
+      <w:r>
+        <w:rPr>
+          <w:lang w:val="pt_PT" w:bidi="pt_PT"/>
+        </w:rPr>
+        <w:t>O Salmo 1</w:t>
+      </w:r>
       <w:r>
         <w:rPr>
           <w:lang w:val="pt_PT" w:bidi="pt_PT"/>
         </w:rPr>
         <w:t xml:space="preserve"> descreve uma pessoa piedosa que se deleita em Deus, vive segundo a instrução divina e não é influenciada por malfeitores. </w:t>
       </w:r>
-      <w:hyperlink r:id="rId14">
-        <w:r>
-          <w:rPr>
-            <w:lang w:val="pt_PT" w:bidi="pt_PT"/>
-          </w:rPr>
-          <w:rPr>
-            <w:color w:val="0000EE"/>
-            <w:u w:val="single"/>
-          </w:rPr>
-          <w:t>O Salmo 1</w:t>
-        </w:r>
-      </w:hyperlink>
+      <w:r>
+        <w:rPr>
+          <w:lang w:val="pt_PT" w:bidi="pt_PT"/>
+        </w:rPr>
+        <w:t>O Salmo 1</w:t>
+      </w:r>
       <w:r>
         <w:rPr>
           <w:lang w:val="pt_PT" w:bidi="pt_PT"/>
@@ -334,36 +316,24 @@
           <w:lang w:val="pt_PT" w:bidi="pt_PT"/>
         </w:rPr>
       </w:r>
-      <w:hyperlink r:id="rId15">
-        <w:r>
-          <w:rPr>
-            <w:lang w:val="pt_PT" w:bidi="pt_PT"/>
-          </w:rPr>
-          <w:rPr>
-            <w:color w:val="0000EE"/>
-            <w:u w:val="single"/>
-          </w:rPr>
-          <w:t>Salmo 2</w:t>
-        </w:r>
-      </w:hyperlink>
+      <w:r>
+        <w:rPr>
+          <w:lang w:val="pt_PT" w:bidi="pt_PT"/>
+        </w:rPr>
+        <w:t>Salmo 2</w:t>
+      </w:r>
       <w:r>
         <w:rPr>
           <w:lang w:val="pt_PT" w:bidi="pt_PT"/>
         </w:rPr>
         <w:t xml:space="preserve"> fala sobre como as nações e os ímpios estão em rebelião contra o governo de Deus. Deus julga os rebeldes e protege os piedosos. </w:t>
       </w:r>
-      <w:hyperlink r:id="rId15">
-        <w:r>
-          <w:rPr>
-            <w:lang w:val="pt_PT" w:bidi="pt_PT"/>
-          </w:rPr>
-          <w:rPr>
-            <w:color w:val="0000EE"/>
-            <w:u w:val="single"/>
-          </w:rPr>
-          <w:t>Salmo 2</w:t>
-        </w:r>
-      </w:hyperlink>
+      <w:r>
+        <w:rPr>
+          <w:lang w:val="pt_PT" w:bidi="pt_PT"/>
+        </w:rPr>
+        <w:t>Salmo 2</w:t>
+      </w:r>
       <w:r>
         <w:rPr>
           <w:lang w:val="pt_PT" w:bidi="pt_PT"/>
@@ -431,72 +401,48 @@
         </w:rPr>
         <w:t xml:space="preserve">Os editores colocaram </w:t>
       </w:r>
-      <w:hyperlink r:id="rId14">
-        <w:r>
-          <w:rPr>
-            <w:lang w:val="pt_PT" w:bidi="pt_PT"/>
-          </w:rPr>
-          <w:rPr>
-            <w:color w:val="0000EE"/>
-            <w:u w:val="single"/>
-          </w:rPr>
-          <w:t>Salmos 1</w:t>
-        </w:r>
-      </w:hyperlink>
+      <w:r>
+        <w:rPr>
+          <w:lang w:val="pt_PT" w:bidi="pt_PT"/>
+        </w:rPr>
+        <w:t>Salmos 1</w:t>
+      </w:r>
       <w:r>
         <w:rPr>
           <w:lang w:val="pt_PT" w:bidi="pt_PT"/>
         </w:rPr>
         <w:t xml:space="preserve"> e </w:t>
       </w:r>
-      <w:hyperlink r:id="rId15">
-        <w:r>
-          <w:rPr>
-            <w:lang w:val="pt_PT" w:bidi="pt_PT"/>
-          </w:rPr>
-          <w:rPr>
-            <w:color w:val="0000EE"/>
-            <w:u w:val="single"/>
-          </w:rPr>
-          <w:t>2</w:t>
-        </w:r>
-      </w:hyperlink>
+      <w:r>
+        <w:rPr>
+          <w:lang w:val="pt_PT" w:bidi="pt_PT"/>
+        </w:rPr>
+        <w:t>2</w:t>
+      </w:r>
       <w:r>
         <w:rPr>
           <w:lang w:val="pt_PT" w:bidi="pt_PT"/>
         </w:rPr>
         <w:t xml:space="preserve"> como uma introdução ao livro inteiro de Salmos. Ambos os salmos apresentam retratos idealizados: </w:t>
       </w:r>
-      <w:hyperlink r:id="rId14">
-        <w:r>
-          <w:rPr>
-            <w:lang w:val="pt_PT" w:bidi="pt_PT"/>
-          </w:rPr>
-          <w:rPr>
-            <w:color w:val="0000EE"/>
-            <w:u w:val="single"/>
-          </w:rPr>
-          <w:t>Salmo 1</w:t>
-        </w:r>
-      </w:hyperlink>
+      <w:r>
+        <w:rPr>
+          <w:lang w:val="pt_PT" w:bidi="pt_PT"/>
+        </w:rPr>
+        <w:t>Salmo 1</w:t>
+      </w:r>
       <w:r>
         <w:rPr>
           <w:lang w:val="pt_PT" w:bidi="pt_PT"/>
         </w:rPr>
         <w:t xml:space="preserve"> retrata a pessoa piedosa ideal que vive segundo as instruções de Deus. </w:t>
       </w:r>
-      <w:hyperlink r:id="rId15">
-        <w:r>
-          <w:rPr>
-            <w:lang w:val="pt_PT" w:bidi="pt_PT"/>
-          </w:rPr>
-          <w:rPr>
-            <w:color w:val="0000EE"/>
-            <w:u w:val="single"/>
-          </w:rPr>
-          <w:t>Salmo 2</w:t>
-        </w:r>
-      </w:hyperlink>
+      <w:r>
+        <w:rPr>
+          <w:lang w:val="pt_PT" w:bidi="pt_PT"/>
+        </w:rPr>
+        <w:t>Salmo 2</w:t>
+      </w:r>
       <w:r>
         <w:rPr>
           <w:lang w:val="pt_PT" w:bidi="pt_PT"/>
@@ -521,162 +467,108 @@
         </w:rPr>
         <w:t>Salmos individuais foram reunidos em grupos. Os editores organizaram esses agrupamentos de salmos em cinco coleções: Livro Um (</w:t>
       </w:r>
-      <w:hyperlink r:id="rId16">
-        <w:r>
-          <w:rPr>
-            <w:lang w:val="pt_PT" w:bidi="pt_PT"/>
-          </w:rPr>
-          <w:rPr>
-            <w:color w:val="0000EE"/>
-            <w:u w:val="single"/>
-          </w:rPr>
-          <w:t>Sal 1–41</w:t>
-        </w:r>
-      </w:hyperlink>
+      <w:r>
+        <w:rPr>
+          <w:lang w:val="pt_PT" w:bidi="pt_PT"/>
+        </w:rPr>
+        <w:t>Sal 1–41</w:t>
+      </w:r>
       <w:r>
         <w:rPr>
           <w:lang w:val="pt_PT" w:bidi="pt_PT"/>
         </w:rPr>
         <w:t xml:space="preserve">, com uma doxologia em </w:t>
       </w:r>
-      <w:hyperlink r:id="rId17">
-        <w:r>
-          <w:rPr>
-            <w:lang w:val="pt_PT" w:bidi="pt_PT"/>
-          </w:rPr>
-          <w:rPr>
-            <w:color w:val="0000EE"/>
-            <w:u w:val="single"/>
-          </w:rPr>
-          <w:t>41.13</w:t>
-        </w:r>
-      </w:hyperlink>
+      <w:r>
+        <w:rPr>
+          <w:lang w:val="pt_PT" w:bidi="pt_PT"/>
+        </w:rPr>
+        <w:t>41.13</w:t>
+      </w:r>
       <w:r>
         <w:rPr>
           <w:lang w:val="pt_PT" w:bidi="pt_PT"/>
         </w:rPr>
         <w:t>), Livro Dois (</w:t>
       </w:r>
-      <w:hyperlink r:id="rId18">
-        <w:r>
-          <w:rPr>
-            <w:lang w:val="pt_PT" w:bidi="pt_PT"/>
-          </w:rPr>
-          <w:rPr>
-            <w:color w:val="0000EE"/>
-            <w:u w:val="single"/>
-          </w:rPr>
-          <w:t>Sl 42–72</w:t>
-        </w:r>
-      </w:hyperlink>
+      <w:r>
+        <w:rPr>
+          <w:lang w:val="pt_PT" w:bidi="pt_PT"/>
+        </w:rPr>
+        <w:t>Sl 42–72</w:t>
+      </w:r>
       <w:r>
         <w:rPr>
           <w:lang w:val="pt_PT" w:bidi="pt_PT"/>
         </w:rPr>
         <w:t xml:space="preserve">, com uma doxologia em </w:t>
       </w:r>
-      <w:hyperlink r:id="rId19">
-        <w:r>
-          <w:rPr>
-            <w:lang w:val="pt_PT" w:bidi="pt_PT"/>
-          </w:rPr>
-          <w:rPr>
-            <w:color w:val="0000EE"/>
-            <w:u w:val="single"/>
-          </w:rPr>
-          <w:t>72.19</w:t>
-        </w:r>
-      </w:hyperlink>
+      <w:r>
+        <w:rPr>
+          <w:lang w:val="pt_PT" w:bidi="pt_PT"/>
+        </w:rPr>
+        <w:t>72.19</w:t>
+      </w:r>
       <w:r>
         <w:rPr>
           <w:lang w:val="pt_PT" w:bidi="pt_PT"/>
         </w:rPr>
         <w:t>), Livro Três (</w:t>
       </w:r>
-      <w:hyperlink r:id="rId20">
-        <w:r>
-          <w:rPr>
-            <w:lang w:val="pt_PT" w:bidi="pt_PT"/>
-          </w:rPr>
-          <w:rPr>
-            <w:color w:val="0000EE"/>
-            <w:u w:val="single"/>
-          </w:rPr>
-          <w:t>Sl 73–89</w:t>
-        </w:r>
-      </w:hyperlink>
+      <w:r>
+        <w:rPr>
+          <w:lang w:val="pt_PT" w:bidi="pt_PT"/>
+        </w:rPr>
+        <w:t>Sl 73–89</w:t>
+      </w:r>
       <w:r>
         <w:rPr>
           <w:lang w:val="pt_PT" w:bidi="pt_PT"/>
         </w:rPr>
         <w:t xml:space="preserve">, com uma doxologia em </w:t>
       </w:r>
-      <w:hyperlink r:id="rId21">
-        <w:r>
-          <w:rPr>
-            <w:lang w:val="pt_PT" w:bidi="pt_PT"/>
-          </w:rPr>
-          <w:rPr>
-            <w:color w:val="0000EE"/>
-            <w:u w:val="single"/>
-          </w:rPr>
-          <w:t>89.52</w:t>
-        </w:r>
-      </w:hyperlink>
+      <w:r>
+        <w:rPr>
+          <w:lang w:val="pt_PT" w:bidi="pt_PT"/>
+        </w:rPr>
+        <w:t>89.52</w:t>
+      </w:r>
       <w:r>
         <w:rPr>
           <w:lang w:val="pt_PT" w:bidi="pt_PT"/>
         </w:rPr>
         <w:t>), Livro Quatro (</w:t>
       </w:r>
-      <w:hyperlink r:id="rId22">
-        <w:r>
-          <w:rPr>
-            <w:lang w:val="pt_PT" w:bidi="pt_PT"/>
-          </w:rPr>
-          <w:rPr>
-            <w:color w:val="0000EE"/>
-            <w:u w:val="single"/>
-          </w:rPr>
-          <w:t>Sl 90–106</w:t>
-        </w:r>
-      </w:hyperlink>
+      <w:r>
+        <w:rPr>
+          <w:lang w:val="pt_PT" w:bidi="pt_PT"/>
+        </w:rPr>
+        <w:t>Sl 90–106</w:t>
+      </w:r>
       <w:r>
         <w:rPr>
           <w:lang w:val="pt_PT" w:bidi="pt_PT"/>
         </w:rPr>
         <w:t xml:space="preserve">, com uma doxologia em </w:t>
       </w:r>
-      <w:hyperlink r:id="rId23">
-        <w:r>
-          <w:rPr>
-            <w:lang w:val="pt_PT" w:bidi="pt_PT"/>
-          </w:rPr>
-          <w:rPr>
-            <w:color w:val="0000EE"/>
-            <w:u w:val="single"/>
-          </w:rPr>
-          <w:t>106.48</w:t>
-        </w:r>
-      </w:hyperlink>
+      <w:r>
+        <w:rPr>
+          <w:lang w:val="pt_PT" w:bidi="pt_PT"/>
+        </w:rPr>
+        <w:t>106.48</w:t>
+      </w:r>
       <w:r>
         <w:rPr>
           <w:lang w:val="pt_PT" w:bidi="pt_PT"/>
         </w:rPr>
         <w:t>), e Livro Cinco (</w:t>
       </w:r>
-      <w:hyperlink r:id="rId24">
-        <w:r>
-          <w:rPr>
-            <w:lang w:val="pt_PT" w:bidi="pt_PT"/>
-          </w:rPr>
-          <w:rPr>
-            <w:color w:val="0000EE"/>
-            <w:u w:val="single"/>
-          </w:rPr>
-          <w:t>Sl 107–150</w:t>
-        </w:r>
-      </w:hyperlink>
+      <w:r>
+        <w:rPr>
+          <w:lang w:val="pt_PT" w:bidi="pt_PT"/>
+        </w:rPr>
+        <w:t>Sl 107–150</w:t>
+      </w:r>
       <w:r>
         <w:rPr>
           <w:lang w:val="pt_PT" w:bidi="pt_PT"/>
@@ -701,180 +593,120 @@
         </w:rPr>
         <w:t>Os Livros Um (</w:t>
       </w:r>
-      <w:hyperlink r:id="rId16">
-        <w:r>
-          <w:rPr>
-            <w:lang w:val="pt_PT" w:bidi="pt_PT"/>
-          </w:rPr>
-          <w:rPr>
-            <w:color w:val="0000EE"/>
-            <w:u w:val="single"/>
-          </w:rPr>
-          <w:t>Sl 1–41</w:t>
-        </w:r>
-      </w:hyperlink>
+      <w:r>
+        <w:rPr>
+          <w:lang w:val="pt_PT" w:bidi="pt_PT"/>
+        </w:rPr>
+        <w:t>Sl 1–41</w:t>
+      </w:r>
       <w:r>
         <w:rPr>
           <w:lang w:val="pt_PT" w:bidi="pt_PT"/>
         </w:rPr>
         <w:t>) e Dois (</w:t>
       </w:r>
-      <w:hyperlink r:id="rId18">
-        <w:r>
-          <w:rPr>
-            <w:lang w:val="pt_PT" w:bidi="pt_PT"/>
-          </w:rPr>
-          <w:rPr>
-            <w:color w:val="0000EE"/>
-            <w:u w:val="single"/>
-          </w:rPr>
-          <w:t>Sl 42–72</w:t>
-        </w:r>
-      </w:hyperlink>
+      <w:r>
+        <w:rPr>
+          <w:lang w:val="pt_PT" w:bidi="pt_PT"/>
+        </w:rPr>
+        <w:t>Sl 42–72</w:t>
+      </w:r>
       <w:r>
         <w:rPr>
           <w:lang w:val="pt_PT" w:bidi="pt_PT"/>
         </w:rPr>
         <w:t>) formam a primeira etapa da coleção. A transição de Davi no Livro Um (</w:t>
       </w:r>
-      <w:hyperlink r:id="rId25">
-        <w:r>
-          <w:rPr>
-            <w:lang w:val="pt_PT" w:bidi="pt_PT"/>
-          </w:rPr>
-          <w:rPr>
-            <w:color w:val="0000EE"/>
-            <w:u w:val="single"/>
-          </w:rPr>
-          <w:t>Sl 3–32</w:t>
-        </w:r>
-      </w:hyperlink>
+      <w:r>
+        <w:rPr>
+          <w:lang w:val="pt_PT" w:bidi="pt_PT"/>
+        </w:rPr>
+        <w:t>Sl 3–32</w:t>
+      </w:r>
       <w:r>
         <w:rPr>
           <w:lang w:val="pt_PT" w:bidi="pt_PT"/>
         </w:rPr>
         <w:t xml:space="preserve">; </w:t>
       </w:r>
-      <w:hyperlink r:id="rId26">
-        <w:r>
-          <w:rPr>
-            <w:lang w:val="pt_PT" w:bidi="pt_PT"/>
-          </w:rPr>
-          <w:rPr>
-            <w:color w:val="0000EE"/>
-            <w:u w:val="single"/>
-          </w:rPr>
-          <w:t>34–41</w:t>
-        </w:r>
-      </w:hyperlink>
+      <w:r>
+        <w:rPr>
+          <w:lang w:val="pt_PT" w:bidi="pt_PT"/>
+        </w:rPr>
+        <w:t>34–41</w:t>
+      </w:r>
       <w:r>
         <w:rPr>
           <w:lang w:val="pt_PT" w:bidi="pt_PT"/>
         </w:rPr>
         <w:t xml:space="preserve">) para coleções de salmos por vários autores no Livro Dois (os descendentes de Corá, </w:t>
       </w:r>
-      <w:hyperlink r:id="rId27">
-        <w:r>
-          <w:rPr>
-            <w:lang w:val="pt_PT" w:bidi="pt_PT"/>
-          </w:rPr>
-          <w:rPr>
-            <w:color w:val="0000EE"/>
-            <w:u w:val="single"/>
-          </w:rPr>
-          <w:t>Sl 42–49</w:t>
-        </w:r>
-      </w:hyperlink>
+      <w:r>
+        <w:rPr>
+          <w:lang w:val="pt_PT" w:bidi="pt_PT"/>
+        </w:rPr>
+        <w:t>Sl 42–49</w:t>
+      </w:r>
       <w:r>
         <w:rPr>
           <w:lang w:val="pt_PT" w:bidi="pt_PT"/>
         </w:rPr>
         <w:t xml:space="preserve">; Asafe, </w:t>
       </w:r>
-      <w:hyperlink r:id="rId28">
-        <w:r>
-          <w:rPr>
-            <w:lang w:val="pt_PT" w:bidi="pt_PT"/>
-          </w:rPr>
-          <w:rPr>
-            <w:color w:val="0000EE"/>
-            <w:u w:val="single"/>
-          </w:rPr>
-          <w:t>Sl 50</w:t>
-        </w:r>
-      </w:hyperlink>
+      <w:r>
+        <w:rPr>
+          <w:lang w:val="pt_PT" w:bidi="pt_PT"/>
+        </w:rPr>
+        <w:t>Sl 50</w:t>
+      </w:r>
       <w:r>
         <w:rPr>
           <w:lang w:val="pt_PT" w:bidi="pt_PT"/>
         </w:rPr>
         <w:t xml:space="preserve">; Davi, </w:t>
       </w:r>
-      <w:hyperlink r:id="rId29">
-        <w:r>
-          <w:rPr>
-            <w:lang w:val="pt_PT" w:bidi="pt_PT"/>
-          </w:rPr>
-          <w:rPr>
-            <w:color w:val="0000EE"/>
-            <w:u w:val="single"/>
-          </w:rPr>
-          <w:t>Sl 51–65</w:t>
-        </w:r>
-      </w:hyperlink>
+      <w:r>
+        <w:rPr>
+          <w:lang w:val="pt_PT" w:bidi="pt_PT"/>
+        </w:rPr>
+        <w:t>Sl 51–65</w:t>
+      </w:r>
       <w:r>
         <w:rPr>
           <w:lang w:val="pt_PT" w:bidi="pt_PT"/>
         </w:rPr>
         <w:t xml:space="preserve">; </w:t>
       </w:r>
-      <w:hyperlink r:id="rId30">
-        <w:r>
-          <w:rPr>
-            <w:lang w:val="pt_PT" w:bidi="pt_PT"/>
-          </w:rPr>
-          <w:rPr>
-            <w:color w:val="0000EE"/>
-            <w:u w:val="single"/>
-          </w:rPr>
-          <w:t>68–70</w:t>
-        </w:r>
-      </w:hyperlink>
+      <w:r>
+        <w:rPr>
+          <w:lang w:val="pt_PT" w:bidi="pt_PT"/>
+        </w:rPr>
+        <w:t>68–70</w:t>
+      </w:r>
       <w:r>
         <w:rPr>
           <w:lang w:val="pt_PT" w:bidi="pt_PT"/>
         </w:rPr>
         <w:t xml:space="preserve">; Salomão, </w:t>
       </w:r>
-      <w:hyperlink r:id="rId31">
-        <w:r>
-          <w:rPr>
-            <w:lang w:val="pt_PT" w:bidi="pt_PT"/>
-          </w:rPr>
-          <w:rPr>
-            <w:color w:val="0000EE"/>
-            <w:u w:val="single"/>
-          </w:rPr>
-          <w:t>Sl 72</w:t>
-        </w:r>
-      </w:hyperlink>
+      <w:r>
+        <w:rPr>
+          <w:lang w:val="pt_PT" w:bidi="pt_PT"/>
+        </w:rPr>
+        <w:t>Sl 72</w:t>
+      </w:r>
       <w:r>
         <w:rPr>
           <w:lang w:val="pt_PT" w:bidi="pt_PT"/>
         </w:rPr>
         <w:t>) revela uma mudança temática de Davi como único modelo e professor para outras perspectivas. No final do Livro Dois, o editor comenta: “Aqui terminam as orações de Davi, filho de Jessé” (</w:t>
       </w:r>
-      <w:hyperlink r:id="rId32">
-        <w:r>
-          <w:rPr>
-            <w:lang w:val="pt_PT" w:bidi="pt_PT"/>
-          </w:rPr>
-          <w:rPr>
-            <w:color w:val="0000EE"/>
-            <w:u w:val="single"/>
-          </w:rPr>
-          <w:t>72.20</w:t>
-        </w:r>
-      </w:hyperlink>
+      <w:r>
+        <w:rPr>
+          <w:lang w:val="pt_PT" w:bidi="pt_PT"/>
+        </w:rPr>
+        <w:t>72.20</w:t>
+      </w:r>
       <w:r>
         <w:rPr>
           <w:lang w:val="pt_PT" w:bidi="pt_PT"/>
@@ -899,18 +731,12 @@
         </w:rPr>
         <w:t>O Livro Três (</w:t>
       </w:r>
-      <w:hyperlink r:id="rId20">
-        <w:r>
-          <w:rPr>
-            <w:lang w:val="pt_PT" w:bidi="pt_PT"/>
-          </w:rPr>
-          <w:rPr>
-            <w:color w:val="0000EE"/>
-            <w:u w:val="single"/>
-          </w:rPr>
-          <w:t>Sl 73–89</w:t>
-        </w:r>
-      </w:hyperlink>
+      <w:r>
+        <w:rPr>
+          <w:lang w:val="pt_PT" w:bidi="pt_PT"/>
+        </w:rPr>
+        <w:t>Sl 73–89</w:t>
+      </w:r>
       <w:r>
         <w:rPr>
           <w:lang w:val="pt_PT" w:bidi="pt_PT"/>
@@ -930,144 +756,96 @@
         </w:rPr>
         <w:t xml:space="preserve"> para Deus (</w:t>
       </w:r>
-      <w:hyperlink r:id="rId33">
-        <w:r>
-          <w:rPr>
-            <w:lang w:val="pt_PT" w:bidi="pt_PT"/>
-          </w:rPr>
-          <w:rPr>
-            <w:color w:val="0000EE"/>
-            <w:u w:val="single"/>
-          </w:rPr>
-          <w:t>Sl 42–83</w:t>
-        </w:r>
-      </w:hyperlink>
+      <w:r>
+        <w:rPr>
+          <w:lang w:val="pt_PT" w:bidi="pt_PT"/>
+        </w:rPr>
+        <w:t>Sl 42–83</w:t>
+      </w:r>
       <w:r>
         <w:rPr>
           <w:lang w:val="pt_PT" w:bidi="pt_PT"/>
         </w:rPr>
         <w:t xml:space="preserve">) e sua diversidade de autores (Asafe, </w:t>
       </w:r>
-      <w:hyperlink r:id="rId34">
-        <w:r>
-          <w:rPr>
-            <w:lang w:val="pt_PT" w:bidi="pt_PT"/>
-          </w:rPr>
-          <w:rPr>
-            <w:color w:val="0000EE"/>
-            <w:u w:val="single"/>
-          </w:rPr>
-          <w:t>Sl 73–83</w:t>
-        </w:r>
-      </w:hyperlink>
+      <w:r>
+        <w:rPr>
+          <w:lang w:val="pt_PT" w:bidi="pt_PT"/>
+        </w:rPr>
+        <w:t>Sl 73–83</w:t>
+      </w:r>
       <w:r>
         <w:rPr>
           <w:lang w:val="pt_PT" w:bidi="pt_PT"/>
         </w:rPr>
         <w:t xml:space="preserve">; os descendentes de Corá, </w:t>
       </w:r>
-      <w:hyperlink r:id="rId35">
-        <w:r>
-          <w:rPr>
-            <w:lang w:val="pt_PT" w:bidi="pt_PT"/>
-          </w:rPr>
-          <w:rPr>
-            <w:color w:val="0000EE"/>
-            <w:u w:val="single"/>
-          </w:rPr>
-          <w:t>Sl 84–85</w:t>
-        </w:r>
-      </w:hyperlink>
+      <w:r>
+        <w:rPr>
+          <w:lang w:val="pt_PT" w:bidi="pt_PT"/>
+        </w:rPr>
+        <w:t>Sl 84–85</w:t>
+      </w:r>
       <w:r>
         <w:rPr>
           <w:lang w:val="pt_PT" w:bidi="pt_PT"/>
         </w:rPr>
         <w:t xml:space="preserve">; </w:t>
       </w:r>
-      <w:hyperlink r:id="rId36">
-        <w:r>
-          <w:rPr>
-            <w:lang w:val="pt_PT" w:bidi="pt_PT"/>
-          </w:rPr>
-          <w:rPr>
-            <w:color w:val="0000EE"/>
-            <w:u w:val="single"/>
-          </w:rPr>
-          <w:t>87–88</w:t>
-        </w:r>
-      </w:hyperlink>
+      <w:r>
+        <w:rPr>
+          <w:lang w:val="pt_PT" w:bidi="pt_PT"/>
+        </w:rPr>
+        <w:t>87–88</w:t>
+      </w:r>
       <w:r>
         <w:rPr>
           <w:lang w:val="pt_PT" w:bidi="pt_PT"/>
         </w:rPr>
         <w:t xml:space="preserve">; Davi, </w:t>
       </w:r>
-      <w:hyperlink r:id="rId37">
-        <w:r>
-          <w:rPr>
-            <w:lang w:val="pt_PT" w:bidi="pt_PT"/>
-          </w:rPr>
-          <w:rPr>
-            <w:color w:val="0000EE"/>
-            <w:u w:val="single"/>
-          </w:rPr>
-          <w:t>Sl 86</w:t>
-        </w:r>
-      </w:hyperlink>
+      <w:r>
+        <w:rPr>
+          <w:lang w:val="pt_PT" w:bidi="pt_PT"/>
+        </w:rPr>
+        <w:t>Sl 86</w:t>
+      </w:r>
       <w:r>
         <w:rPr>
           <w:lang w:val="pt_PT" w:bidi="pt_PT"/>
         </w:rPr>
         <w:t xml:space="preserve">). </w:t>
       </w:r>
-      <w:hyperlink r:id="rId38">
-        <w:r>
-          <w:rPr>
-            <w:lang w:val="pt_PT" w:bidi="pt_PT"/>
-          </w:rPr>
-          <w:rPr>
-            <w:color w:val="0000EE"/>
-            <w:u w:val="single"/>
-          </w:rPr>
-          <w:t>O Salmo 73</w:t>
-        </w:r>
-      </w:hyperlink>
+      <w:r>
+        <w:rPr>
+          <w:lang w:val="pt_PT" w:bidi="pt_PT"/>
+        </w:rPr>
+        <w:t>O Salmo 73</w:t>
+      </w:r>
       <w:r>
         <w:rPr>
           <w:lang w:val="pt_PT" w:bidi="pt_PT"/>
         </w:rPr>
         <w:t>, que abre o Livro Três, questiona a justiça e o poder de Deus, colocando em dúvida a magnífica visão do reino messiânico delineada no salmo final do Livro Dois (</w:t>
       </w:r>
-      <w:hyperlink r:id="rId31">
-        <w:r>
-          <w:rPr>
-            <w:lang w:val="pt_PT" w:bidi="pt_PT"/>
-          </w:rPr>
-          <w:rPr>
-            <w:color w:val="0000EE"/>
-            <w:u w:val="single"/>
-          </w:rPr>
-          <w:t>Sl 72</w:t>
-        </w:r>
-      </w:hyperlink>
+      <w:r>
+        <w:rPr>
+          <w:lang w:val="pt_PT" w:bidi="pt_PT"/>
+        </w:rPr>
+        <w:t>Sl 72</w:t>
+      </w:r>
       <w:r>
         <w:rPr>
           <w:lang w:val="pt_PT" w:bidi="pt_PT"/>
         </w:rPr>
         <w:t xml:space="preserve">). Esse questionamento retorna no </w:t>
       </w:r>
-      <w:hyperlink r:id="rId39">
-        <w:r>
-          <w:rPr>
-            <w:lang w:val="pt_PT" w:bidi="pt_PT"/>
-          </w:rPr>
-          <w:rPr>
-            <w:color w:val="0000EE"/>
-            <w:u w:val="single"/>
-          </w:rPr>
-          <w:t>Salmo 89</w:t>
-        </w:r>
-      </w:hyperlink>
+      <w:r>
+        <w:rPr>
+          <w:lang w:val="pt_PT" w:bidi="pt_PT"/>
+        </w:rPr>
+        <w:t>Salmo 89</w:t>
+      </w:r>
       <w:r>
         <w:rPr>
           <w:lang w:val="pt_PT" w:bidi="pt_PT"/>
@@ -1092,144 +870,96 @@
         </w:rPr>
         <w:t>Os salmos do Livro Quatro (</w:t>
       </w:r>
-      <w:hyperlink r:id="rId22">
-        <w:r>
-          <w:rPr>
-            <w:lang w:val="pt_PT" w:bidi="pt_PT"/>
-          </w:rPr>
-          <w:rPr>
-            <w:color w:val="0000EE"/>
-            <w:u w:val="single"/>
-          </w:rPr>
-          <w:t>Sl 90–106</w:t>
-        </w:r>
-      </w:hyperlink>
+      <w:r>
+        <w:rPr>
+          <w:lang w:val="pt_PT" w:bidi="pt_PT"/>
+        </w:rPr>
+        <w:t>Sl 90–106</w:t>
+      </w:r>
       <w:r>
         <w:rPr>
           <w:lang w:val="pt_PT" w:bidi="pt_PT"/>
         </w:rPr>
         <w:t xml:space="preserve">) abordam questões levantadas na época do Exílio, quando parecia que a aliança de Deus com Davi havia sido rompida (veja </w:t>
       </w:r>
-      <w:hyperlink r:id="rId39">
-        <w:r>
-          <w:rPr>
-            <w:lang w:val="pt_PT" w:bidi="pt_PT"/>
-          </w:rPr>
-          <w:rPr>
-            <w:color w:val="0000EE"/>
-            <w:u w:val="single"/>
-          </w:rPr>
-          <w:t>Sl 89</w:t>
-        </w:r>
-      </w:hyperlink>
+      <w:r>
+        <w:rPr>
+          <w:lang w:val="pt_PT" w:bidi="pt_PT"/>
+        </w:rPr>
+        <w:t>Sl 89</w:t>
+      </w:r>
       <w:r>
         <w:rPr>
           <w:lang w:val="pt_PT" w:bidi="pt_PT"/>
         </w:rPr>
         <w:t xml:space="preserve">). Em resposta a essa crise, vários salmos incentivam o crescimento individual em caráter e piedade (veja </w:t>
       </w:r>
-      <w:hyperlink r:id="rId40">
-        <w:r>
-          <w:rPr>
-            <w:lang w:val="pt_PT" w:bidi="pt_PT"/>
-          </w:rPr>
-          <w:rPr>
-            <w:color w:val="0000EE"/>
-            <w:u w:val="single"/>
-          </w:rPr>
-          <w:t>Sl 91–92</w:t>
-        </w:r>
-      </w:hyperlink>
+      <w:r>
+        <w:rPr>
+          <w:lang w:val="pt_PT" w:bidi="pt_PT"/>
+        </w:rPr>
+        <w:t>Sl 91–92</w:t>
+      </w:r>
       <w:r>
         <w:rPr>
           <w:lang w:val="pt_PT" w:bidi="pt_PT"/>
         </w:rPr>
         <w:t>). A maioria dos salmos nesta coleção apresenta Deus como o verdadeiro e fiel rei cujo reino se estende a todas as partes da criação (</w:t>
       </w:r>
-      <w:hyperlink r:id="rId41">
-        <w:r>
-          <w:rPr>
-            <w:lang w:val="pt_PT" w:bidi="pt_PT"/>
-          </w:rPr>
-          <w:rPr>
-            <w:color w:val="0000EE"/>
-            <w:u w:val="single"/>
-          </w:rPr>
-          <w:t>Sl 93–100</w:t>
-        </w:r>
-      </w:hyperlink>
+      <w:r>
+        <w:rPr>
+          <w:lang w:val="pt_PT" w:bidi="pt_PT"/>
+        </w:rPr>
+        <w:t>Sl 93–100</w:t>
+      </w:r>
       <w:r>
         <w:rPr>
           <w:lang w:val="pt_PT" w:bidi="pt_PT"/>
         </w:rPr>
         <w:t>). Ele ainda ama seu povo, o rebanho de seu pasto (</w:t>
       </w:r>
-      <w:hyperlink r:id="rId42">
-        <w:r>
-          <w:rPr>
-            <w:lang w:val="pt_PT" w:bidi="pt_PT"/>
-          </w:rPr>
-          <w:rPr>
-            <w:color w:val="0000EE"/>
-            <w:u w:val="single"/>
-          </w:rPr>
-          <w:t>Sl 100</w:t>
-        </w:r>
-      </w:hyperlink>
+      <w:r>
+        <w:rPr>
+          <w:lang w:val="pt_PT" w:bidi="pt_PT"/>
+        </w:rPr>
+        <w:t>Sl 100</w:t>
+      </w:r>
       <w:r>
         <w:rPr>
           <w:lang w:val="pt_PT" w:bidi="pt_PT"/>
         </w:rPr>
         <w:t>), mas eles precisam ouvi-lo (</w:t>
       </w:r>
-      <w:hyperlink r:id="rId43">
-        <w:r>
-          <w:rPr>
-            <w:lang w:val="pt_PT" w:bidi="pt_PT"/>
-          </w:rPr>
-          <w:rPr>
-            <w:color w:val="0000EE"/>
-            <w:u w:val="single"/>
-          </w:rPr>
-          <w:t>Sl 95</w:t>
-        </w:r>
-      </w:hyperlink>
+      <w:r>
+        <w:rPr>
+          <w:lang w:val="pt_PT" w:bidi="pt_PT"/>
+        </w:rPr>
+        <w:t>Sl 95</w:t>
+      </w:r>
       <w:r>
         <w:rPr>
           <w:lang w:val="pt_PT" w:bidi="pt_PT"/>
         </w:rPr>
         <w:t xml:space="preserve">; </w:t>
       </w:r>
-      <w:hyperlink r:id="rId42">
-        <w:r>
-          <w:rPr>
-            <w:lang w:val="pt_PT" w:bidi="pt_PT"/>
-          </w:rPr>
-          <w:rPr>
-            <w:color w:val="0000EE"/>
-            <w:u w:val="single"/>
-          </w:rPr>
-          <w:t>100</w:t>
-        </w:r>
-      </w:hyperlink>
+      <w:r>
+        <w:rPr>
+          <w:lang w:val="pt_PT" w:bidi="pt_PT"/>
+        </w:rPr>
+        <w:t>100</w:t>
+      </w:r>
       <w:r>
         <w:rPr>
           <w:lang w:val="pt_PT" w:bidi="pt_PT"/>
         </w:rPr>
         <w:t>). Deus é a fonte do perdão, e sua compaixão assegura ao seu povo exilado que ele ainda se importa com eles. A revisão da história da redenção desde a criação até o Exílio (</w:t>
       </w:r>
-      <w:hyperlink r:id="rId44">
-        <w:r>
-          <w:rPr>
-            <w:lang w:val="pt_PT" w:bidi="pt_PT"/>
-          </w:rPr>
-          <w:rPr>
-            <w:color w:val="0000EE"/>
-            <w:u w:val="single"/>
-          </w:rPr>
-          <w:t>Sl 104–106</w:t>
-        </w:r>
-      </w:hyperlink>
+      <w:r>
+        <w:rPr>
+          <w:lang w:val="pt_PT" w:bidi="pt_PT"/>
+        </w:rPr>
+        <w:t>Sl 104–106</w:t>
+      </w:r>
       <w:r>
         <w:rPr>
           <w:lang w:val="pt_PT" w:bidi="pt_PT"/>
@@ -1254,36 +984,24 @@
         </w:rPr>
         <w:t xml:space="preserve">A bênção do </w:t>
       </w:r>
-      <w:hyperlink r:id="rId23">
-        <w:r>
-          <w:rPr>
-            <w:lang w:val="pt_PT" w:bidi="pt_PT"/>
-          </w:rPr>
-          <w:rPr>
-            <w:color w:val="0000EE"/>
-            <w:u w:val="single"/>
-          </w:rPr>
-          <w:t>Sl 106.48</w:t>
-        </w:r>
-      </w:hyperlink>
+      <w:r>
+        <w:rPr>
+          <w:lang w:val="pt_PT" w:bidi="pt_PT"/>
+        </w:rPr>
+        <w:t>Sl 106.48</w:t>
+      </w:r>
       <w:r>
         <w:rPr>
           <w:lang w:val="pt_PT" w:bidi="pt_PT"/>
         </w:rPr>
         <w:t xml:space="preserve"> também está incluída em </w:t>
       </w:r>
-      <w:hyperlink r:id="rId45">
-        <w:r>
-          <w:rPr>
-            <w:lang w:val="pt_PT" w:bidi="pt_PT"/>
-          </w:rPr>
-          <w:rPr>
-            <w:color w:val="0000EE"/>
-            <w:u w:val="single"/>
-          </w:rPr>
-          <w:t>1Cr 16.36</w:t>
-        </w:r>
-      </w:hyperlink>
+      <w:r>
+        <w:rPr>
+          <w:lang w:val="pt_PT" w:bidi="pt_PT"/>
+        </w:rPr>
+        <w:t>1Cr 16.36</w:t>
+      </w:r>
       <w:r>
         <w:rPr>
           <w:lang w:val="pt_PT" w:bidi="pt_PT"/>
@@ -1308,18 +1026,12 @@
         </w:rPr>
         <w:t>O Livro Cinco (</w:t>
       </w:r>
-      <w:hyperlink r:id="rId24">
-        <w:r>
-          <w:rPr>
-            <w:lang w:val="pt_PT" w:bidi="pt_PT"/>
-          </w:rPr>
-          <w:rPr>
-            <w:color w:val="0000EE"/>
-            <w:u w:val="single"/>
-          </w:rPr>
-          <w:t>Sl 107–150</w:t>
-        </w:r>
-      </w:hyperlink>
+      <w:r>
+        <w:rPr>
+          <w:lang w:val="pt_PT" w:bidi="pt_PT"/>
+        </w:rPr>
+        <w:t>Sl 107–150</w:t>
+      </w:r>
       <w:r>
         <w:rPr>
           <w:lang w:val="pt_PT" w:bidi="pt_PT"/>
@@ -1339,18 +1051,12 @@
         </w:rPr>
         <w:t xml:space="preserve"> (</w:t>
       </w:r>
-      <w:hyperlink r:id="rId46">
-        <w:r>
-          <w:rPr>
-            <w:lang w:val="pt_PT" w:bidi="pt_PT"/>
-          </w:rPr>
-          <w:rPr>
-            <w:color w:val="0000EE"/>
-            <w:u w:val="single"/>
-          </w:rPr>
-          <w:t>Sl 113–118</w:t>
-        </w:r>
-      </w:hyperlink>
+      <w:r>
+        <w:rPr>
+          <w:lang w:val="pt_PT" w:bidi="pt_PT"/>
+        </w:rPr>
+        <w:t>Sl 113–118</w:t>
+      </w:r>
       <w:r>
         <w:rPr>
           <w:lang w:val="pt_PT" w:bidi="pt_PT"/>
@@ -1370,18 +1076,12 @@
         </w:rPr>
         <w:t xml:space="preserve"> (</w:t>
       </w:r>
-      <w:hyperlink r:id="rId47">
-        <w:r>
-          <w:rPr>
-            <w:lang w:val="pt_PT" w:bidi="pt_PT"/>
-          </w:rPr>
-          <w:rPr>
-            <w:color w:val="0000EE"/>
-            <w:u w:val="single"/>
-          </w:rPr>
-          <w:t>Sl 119</w:t>
-        </w:r>
-      </w:hyperlink>
+      <w:r>
+        <w:rPr>
+          <w:lang w:val="pt_PT" w:bidi="pt_PT"/>
+        </w:rPr>
+        <w:t>Sl 119</w:t>
+      </w:r>
       <w:r>
         <w:rPr>
           <w:lang w:val="pt_PT" w:bidi="pt_PT"/>
@@ -1401,18 +1101,12 @@
         </w:rPr>
         <w:t xml:space="preserve"> (</w:t>
       </w:r>
-      <w:hyperlink r:id="rId48">
-        <w:r>
-          <w:rPr>
-            <w:lang w:val="pt_PT" w:bidi="pt_PT"/>
-          </w:rPr>
-          <w:rPr>
-            <w:color w:val="0000EE"/>
-            <w:u w:val="single"/>
-          </w:rPr>
-          <w:t>Sl 120–136</w:t>
-        </w:r>
-      </w:hyperlink>
+      <w:r>
+        <w:rPr>
+          <w:lang w:val="pt_PT" w:bidi="pt_PT"/>
+        </w:rPr>
+        <w:t>Sl 120–136</w:t>
+      </w:r>
       <w:r>
         <w:rPr>
           <w:lang w:val="pt_PT" w:bidi="pt_PT"/>
@@ -1432,198 +1126,132 @@
         </w:rPr>
         <w:t xml:space="preserve"> (</w:t>
       </w:r>
-      <w:hyperlink r:id="rId49">
-        <w:r>
-          <w:rPr>
-            <w:lang w:val="pt_PT" w:bidi="pt_PT"/>
-          </w:rPr>
-          <w:rPr>
-            <w:color w:val="0000EE"/>
-            <w:u w:val="single"/>
-          </w:rPr>
-          <w:t>Sl 120–134</w:t>
-        </w:r>
-      </w:hyperlink>
+      <w:r>
+        <w:rPr>
+          <w:lang w:val="pt_PT" w:bidi="pt_PT"/>
+        </w:rPr>
+        <w:t>Sl 120–134</w:t>
+      </w:r>
       <w:r>
         <w:rPr>
           <w:lang w:val="pt_PT" w:bidi="pt_PT"/>
         </w:rPr>
         <w:t>); oito salmos de Davi (</w:t>
       </w:r>
-      <w:hyperlink r:id="rId50">
-        <w:r>
-          <w:rPr>
-            <w:lang w:val="pt_PT" w:bidi="pt_PT"/>
-          </w:rPr>
-          <w:rPr>
-            <w:color w:val="0000EE"/>
-            <w:u w:val="single"/>
-          </w:rPr>
-          <w:t>Sl 138–145</w:t>
-        </w:r>
-      </w:hyperlink>
+      <w:r>
+        <w:rPr>
+          <w:lang w:val="pt_PT" w:bidi="pt_PT"/>
+        </w:rPr>
+        <w:t>Sl 138–145</w:t>
+      </w:r>
       <w:r>
         <w:rPr>
           <w:lang w:val="pt_PT" w:bidi="pt_PT"/>
         </w:rPr>
         <w:t>); e cinco hinos de louvor conclusivos (</w:t>
       </w:r>
-      <w:hyperlink r:id="rId51">
-        <w:r>
-          <w:rPr>
-            <w:lang w:val="pt_PT" w:bidi="pt_PT"/>
-          </w:rPr>
-          <w:rPr>
-            <w:color w:val="0000EE"/>
-            <w:u w:val="single"/>
-          </w:rPr>
-          <w:t>Sl 146–150</w:t>
-        </w:r>
-      </w:hyperlink>
+      <w:r>
+        <w:rPr>
+          <w:lang w:val="pt_PT" w:bidi="pt_PT"/>
+        </w:rPr>
+        <w:t>Sl 146–150</w:t>
+      </w:r>
       <w:r>
         <w:rPr>
           <w:lang w:val="pt_PT" w:bidi="pt_PT"/>
         </w:rPr>
         <w:t>). O Livro Cinco estabelece a progressão temática de aflição, lamento, resgate de Deus e louvor. O salmo de abertura (</w:t>
       </w:r>
-      <w:hyperlink r:id="rId52">
-        <w:r>
-          <w:rPr>
-            <w:lang w:val="pt_PT" w:bidi="pt_PT"/>
-          </w:rPr>
-          <w:rPr>
-            <w:color w:val="0000EE"/>
-            <w:u w:val="single"/>
-          </w:rPr>
-          <w:t>Sl 107</w:t>
-        </w:r>
-      </w:hyperlink>
+      <w:r>
+        <w:rPr>
+          <w:lang w:val="pt_PT" w:bidi="pt_PT"/>
+        </w:rPr>
+        <w:t>Sl 107</w:t>
+      </w:r>
       <w:r>
         <w:rPr>
           <w:lang w:val="pt_PT" w:bidi="pt_PT"/>
         </w:rPr>
         <w:t>) inicia esse padrão, e seu versículo final (</w:t>
       </w:r>
-      <w:hyperlink r:id="rId53">
-        <w:r>
-          <w:rPr>
-            <w:lang w:val="pt_PT" w:bidi="pt_PT"/>
-          </w:rPr>
-          <w:rPr>
-            <w:color w:val="0000EE"/>
-            <w:u w:val="single"/>
-          </w:rPr>
-          <w:t>107.43</w:t>
-        </w:r>
-      </w:hyperlink>
+      <w:r>
+        <w:rPr>
+          <w:lang w:val="pt_PT" w:bidi="pt_PT"/>
+        </w:rPr>
+        <w:t>107.43</w:t>
+      </w:r>
       <w:r>
         <w:rPr>
           <w:lang w:val="pt_PT" w:bidi="pt_PT"/>
         </w:rPr>
         <w:t xml:space="preserve">) destaca a importância da sabedoria em discernir os caminhos de Deus. </w:t>
       </w:r>
-      <w:hyperlink r:id="rId47">
-        <w:r>
-          <w:rPr>
-            <w:lang w:val="pt_PT" w:bidi="pt_PT"/>
-          </w:rPr>
-          <w:rPr>
-            <w:color w:val="0000EE"/>
-            <w:u w:val="single"/>
-          </w:rPr>
-          <w:t>O Sl 119</w:t>
-        </w:r>
-      </w:hyperlink>
+      <w:r>
+        <w:rPr>
+          <w:lang w:val="pt_PT" w:bidi="pt_PT"/>
+        </w:rPr>
+        <w:t>O Sl 119</w:t>
+      </w:r>
       <w:r>
         <w:rPr>
           <w:lang w:val="pt_PT" w:bidi="pt_PT"/>
         </w:rPr>
         <w:t>, o mais longo, celebra a sabedoria de Deus e a palavra de Deus. Os salmos que recontam o cuidado histórico do Senhor por Israel no deserto (</w:t>
       </w:r>
-      <w:hyperlink r:id="rId54">
-        <w:r>
-          <w:rPr>
-            <w:lang w:val="pt_PT" w:bidi="pt_PT"/>
-          </w:rPr>
-          <w:rPr>
-            <w:color w:val="0000EE"/>
-            <w:u w:val="single"/>
-          </w:rPr>
-          <w:t>Sl 114–118</w:t>
-        </w:r>
-      </w:hyperlink>
+      <w:r>
+        <w:rPr>
+          <w:lang w:val="pt_PT" w:bidi="pt_PT"/>
+        </w:rPr>
+        <w:t>Sl 114–118</w:t>
+      </w:r>
       <w:r>
         <w:rPr>
           <w:lang w:val="pt_PT" w:bidi="pt_PT"/>
         </w:rPr>
         <w:t xml:space="preserve">; </w:t>
       </w:r>
-      <w:hyperlink r:id="rId55">
-        <w:r>
-          <w:rPr>
-            <w:lang w:val="pt_PT" w:bidi="pt_PT"/>
-          </w:rPr>
-          <w:rPr>
-            <w:color w:val="0000EE"/>
-            <w:u w:val="single"/>
-          </w:rPr>
-          <w:t>135–136</w:t>
-        </w:r>
-      </w:hyperlink>
+      <w:r>
+        <w:rPr>
+          <w:lang w:val="pt_PT" w:bidi="pt_PT"/>
+        </w:rPr>
+        <w:t>135–136</w:t>
+      </w:r>
       <w:r>
         <w:rPr>
           <w:lang w:val="pt_PT" w:bidi="pt_PT"/>
         </w:rPr>
         <w:t>) preparam Israel exílico e pós-exílico para ler as orações finais de Davi (</w:t>
       </w:r>
-      <w:hyperlink r:id="rId50">
-        <w:r>
-          <w:rPr>
-            <w:lang w:val="pt_PT" w:bidi="pt_PT"/>
-          </w:rPr>
-          <w:rPr>
-            <w:color w:val="0000EE"/>
-            <w:u w:val="single"/>
-          </w:rPr>
-          <w:t>Sl 138–145</w:t>
-        </w:r>
-      </w:hyperlink>
+      <w:r>
+        <w:rPr>
+          <w:lang w:val="pt_PT" w:bidi="pt_PT"/>
+        </w:rPr>
+        <w:t>Sl 138–145</w:t>
+      </w:r>
       <w:r>
         <w:rPr>
           <w:lang w:val="pt_PT" w:bidi="pt_PT"/>
         </w:rPr>
         <w:t>) sob uma nova perspectiva: Davi aguardava o reino de Deus (</w:t>
       </w:r>
-      <w:hyperlink r:id="rId56">
-        <w:r>
-          <w:rPr>
-            <w:lang w:val="pt_PT" w:bidi="pt_PT"/>
-          </w:rPr>
-          <w:rPr>
-            <w:color w:val="0000EE"/>
-            <w:u w:val="single"/>
-          </w:rPr>
-          <w:t>Sl 145</w:t>
-        </w:r>
-      </w:hyperlink>
+      <w:r>
+        <w:rPr>
+          <w:lang w:val="pt_PT" w:bidi="pt_PT"/>
+        </w:rPr>
+        <w:t>Sl 145</w:t>
+      </w:r>
       <w:r>
         <w:rPr>
           <w:lang w:val="pt_PT" w:bidi="pt_PT"/>
         </w:rPr>
         <w:t>). Os salmos de louvor afirmam essa esperança (</w:t>
       </w:r>
-      <w:hyperlink r:id="rId51">
-        <w:r>
-          <w:rPr>
-            <w:lang w:val="pt_PT" w:bidi="pt_PT"/>
-          </w:rPr>
-          <w:rPr>
-            <w:color w:val="0000EE"/>
-            <w:u w:val="single"/>
-          </w:rPr>
-          <w:t>Sl 146–150</w:t>
-        </w:r>
-      </w:hyperlink>
+      <w:r>
+        <w:rPr>
+          <w:lang w:val="pt_PT" w:bidi="pt_PT"/>
+        </w:rPr>
+        <w:t>Sl 146–150</w:t>
+      </w:r>
       <w:r>
         <w:rPr>
           <w:lang w:val="pt_PT" w:bidi="pt_PT"/>
@@ -1648,36 +1276,24 @@
         </w:rPr>
         <w:t>Adições parecem ter sido feitas a salmos já existentes. Isso pode explicar a oração pela restauração de Sião (</w:t>
       </w:r>
-      <w:hyperlink r:id="rId57">
-        <w:r>
-          <w:rPr>
-            <w:lang w:val="pt_PT" w:bidi="pt_PT"/>
-          </w:rPr>
-          <w:rPr>
-            <w:color w:val="0000EE"/>
-            <w:u w:val="single"/>
-          </w:rPr>
-          <w:t>51.18–19</w:t>
-        </w:r>
-      </w:hyperlink>
+      <w:r>
+        <w:rPr>
+          <w:lang w:val="pt_PT" w:bidi="pt_PT"/>
+        </w:rPr>
+        <w:t>51.18–19</w:t>
+      </w:r>
       <w:r>
         <w:rPr>
           <w:lang w:val="pt_PT" w:bidi="pt_PT"/>
         </w:rPr>
         <w:t>) e pela bênção de Deus sobre Jerusalém (</w:t>
       </w:r>
-      <w:hyperlink r:id="rId58">
-        <w:r>
-          <w:rPr>
-            <w:lang w:val="pt_PT" w:bidi="pt_PT"/>
-          </w:rPr>
-          <w:rPr>
-            <w:color w:val="0000EE"/>
-            <w:u w:val="single"/>
-          </w:rPr>
-          <w:t>69.34–36</w:t>
-        </w:r>
-      </w:hyperlink>
+      <w:r>
+        <w:rPr>
+          <w:lang w:val="pt_PT" w:bidi="pt_PT"/>
+        </w:rPr>
+        <w:t>69.34–36</w:t>
+      </w:r>
       <w:r>
         <w:rPr>
           <w:lang w:val="pt_PT" w:bidi="pt_PT"/>
@@ -1702,108 +1318,72 @@
         </w:rPr>
         <w:t xml:space="preserve">Os manuscritos disponíveis revelam certa flexibilidade na organização e nos títulos dos salmos. Tanto as edições hebraica quanto grega do Saltério contêm 150 salmos, mas com divisões e numerações diferentes, bem como diferenças em relação a quais salmos têm títulos. O texto grego combina tanto </w:t>
       </w:r>
-      <w:hyperlink r:id="rId59">
-        <w:r>
-          <w:rPr>
-            <w:lang w:val="pt_PT" w:bidi="pt_PT"/>
-          </w:rPr>
-          <w:rPr>
-            <w:color w:val="0000EE"/>
-            <w:u w:val="single"/>
-          </w:rPr>
-          <w:t>os Sl 9</w:t>
-        </w:r>
-      </w:hyperlink>
+      <w:r>
+        <w:rPr>
+          <w:lang w:val="pt_PT" w:bidi="pt_PT"/>
+        </w:rPr>
+        <w:t>os Sl 9</w:t>
+      </w:r>
       <w:r>
         <w:rPr>
           <w:lang w:val="pt_PT" w:bidi="pt_PT"/>
         </w:rPr>
         <w:t xml:space="preserve"> e </w:t>
       </w:r>
-      <w:hyperlink r:id="rId60">
-        <w:r>
-          <w:rPr>
-            <w:lang w:val="pt_PT" w:bidi="pt_PT"/>
-          </w:rPr>
-          <w:rPr>
-            <w:color w:val="0000EE"/>
-            <w:u w:val="single"/>
-          </w:rPr>
-          <w:t>10</w:t>
-        </w:r>
-      </w:hyperlink>
+      <w:r>
+        <w:rPr>
+          <w:lang w:val="pt_PT" w:bidi="pt_PT"/>
+        </w:rPr>
+        <w:t>10</w:t>
+      </w:r>
       <w:r>
         <w:rPr>
           <w:lang w:val="pt_PT" w:bidi="pt_PT"/>
         </w:rPr>
         <w:t xml:space="preserve"> quanto </w:t>
       </w:r>
-      <w:hyperlink r:id="rId61">
-        <w:r>
-          <w:rPr>
-            <w:lang w:val="pt_PT" w:bidi="pt_PT"/>
-          </w:rPr>
-          <w:rPr>
-            <w:color w:val="0000EE"/>
-            <w:u w:val="single"/>
-          </w:rPr>
-          <w:t>os Sl 114</w:t>
-        </w:r>
-      </w:hyperlink>
+      <w:r>
+        <w:rPr>
+          <w:lang w:val="pt_PT" w:bidi="pt_PT"/>
+        </w:rPr>
+        <w:t>os Sl 114</w:t>
+      </w:r>
       <w:r>
         <w:rPr>
           <w:lang w:val="pt_PT" w:bidi="pt_PT"/>
         </w:rPr>
         <w:t xml:space="preserve"> e </w:t>
       </w:r>
-      <w:hyperlink r:id="rId62">
-        <w:r>
-          <w:rPr>
-            <w:lang w:val="pt_PT" w:bidi="pt_PT"/>
-          </w:rPr>
-          <w:rPr>
-            <w:color w:val="0000EE"/>
-            <w:u w:val="single"/>
-          </w:rPr>
-          <w:t>115</w:t>
-        </w:r>
-      </w:hyperlink>
+      <w:r>
+        <w:rPr>
+          <w:lang w:val="pt_PT" w:bidi="pt_PT"/>
+        </w:rPr>
+        <w:t>115</w:t>
+      </w:r>
       <w:r>
         <w:rPr>
           <w:lang w:val="pt_PT" w:bidi="pt_PT"/>
         </w:rPr>
         <w:t xml:space="preserve"> em um salmo cada, mas divide tanto </w:t>
       </w:r>
-      <w:hyperlink r:id="rId63">
-        <w:r>
-          <w:rPr>
-            <w:lang w:val="pt_PT" w:bidi="pt_PT"/>
-          </w:rPr>
-          <w:rPr>
-            <w:color w:val="0000EE"/>
-            <w:u w:val="single"/>
-          </w:rPr>
-          <w:t>os Sl 116</w:t>
-        </w:r>
-      </w:hyperlink>
+      <w:r>
+        <w:rPr>
+          <w:lang w:val="pt_PT" w:bidi="pt_PT"/>
+        </w:rPr>
+        <w:t>os Sl 116</w:t>
+      </w:r>
       <w:r>
         <w:rPr>
           <w:lang w:val="pt_PT" w:bidi="pt_PT"/>
         </w:rPr>
         <w:t xml:space="preserve"> quanto </w:t>
       </w:r>
-      <w:hyperlink r:id="rId64">
-        <w:r>
-          <w:rPr>
-            <w:lang w:val="pt_PT" w:bidi="pt_PT"/>
-          </w:rPr>
-          <w:rPr>
-            <w:color w:val="0000EE"/>
-            <w:u w:val="single"/>
-          </w:rPr>
-          <w:t>147</w:t>
-        </w:r>
-      </w:hyperlink>
+      <w:r>
+        <w:rPr>
+          <w:lang w:val="pt_PT" w:bidi="pt_PT"/>
+        </w:rPr>
+        <w:t>147</w:t>
+      </w:r>
       <w:r>
         <w:rPr>
           <w:lang w:val="pt_PT" w:bidi="pt_PT"/>
@@ -1824,54 +1404,36 @@
         </w:rPr>
         <w:t xml:space="preserve">Na época de Jesus, a coleção do Saltério era bem conhecida (veja </w:t>
       </w:r>
-      <w:hyperlink r:id="rId65">
-        <w:r>
-          <w:rPr>
-            <w:lang w:val="pt_PT" w:bidi="pt_PT"/>
-          </w:rPr>
-          <w:rPr>
-            <w:color w:val="0000EE"/>
-            <w:u w:val="single"/>
-          </w:rPr>
-          <w:t>Lc 20.42</w:t>
-        </w:r>
-      </w:hyperlink>
+      <w:r>
+        <w:rPr>
+          <w:lang w:val="pt_PT" w:bidi="pt_PT"/>
+        </w:rPr>
+        <w:t>Lc 20.42</w:t>
+      </w:r>
       <w:r>
         <w:rPr>
           <w:lang w:val="pt_PT" w:bidi="pt_PT"/>
         </w:rPr>
         <w:t xml:space="preserve">; </w:t>
       </w:r>
-      <w:hyperlink r:id="rId66">
-        <w:r>
-          <w:rPr>
-            <w:lang w:val="pt_PT" w:bidi="pt_PT"/>
-          </w:rPr>
-          <w:rPr>
-            <w:color w:val="0000EE"/>
-            <w:u w:val="single"/>
-          </w:rPr>
-          <w:t>At 1.20</w:t>
-        </w:r>
-      </w:hyperlink>
+      <w:r>
+        <w:rPr>
+          <w:lang w:val="pt_PT" w:bidi="pt_PT"/>
+        </w:rPr>
+        <w:t>At 1.20</w:t>
+      </w:r>
       <w:r>
         <w:rPr>
           <w:lang w:val="pt_PT" w:bidi="pt_PT"/>
         </w:rPr>
         <w:t xml:space="preserve">). Fazia parte da terceira seção do cânon hebraico, chamada de Escritos (veja </w:t>
       </w:r>
-      <w:hyperlink r:id="rId67">
-        <w:r>
-          <w:rPr>
-            <w:lang w:val="pt_PT" w:bidi="pt_PT"/>
-          </w:rPr>
-          <w:rPr>
-            <w:color w:val="0000EE"/>
-            <w:u w:val="single"/>
-          </w:rPr>
-          <w:t>Lc 24.44</w:t>
-        </w:r>
-      </w:hyperlink>
+      <w:r>
+        <w:rPr>
+          <w:lang w:val="pt_PT" w:bidi="pt_PT"/>
+        </w:rPr>
+        <w:t>Lc 24.44</w:t>
+      </w:r>
       <w:r>
         <w:rPr>
           <w:lang w:val="pt_PT" w:bidi="pt_PT"/>
@@ -1903,180 +1465,120 @@
         </w:rPr>
         <w:t>Muitos dos salmos são associados a Davi, mas não todos; na verdade, menos da metade estão explicitamente ligados a ele. Outros estão conectados com Asafe (</w:t>
       </w:r>
-      <w:hyperlink r:id="rId28">
-        <w:r>
-          <w:rPr>
-            <w:lang w:val="pt_PT" w:bidi="pt_PT"/>
-          </w:rPr>
-          <w:rPr>
-            <w:color w:val="0000EE"/>
-            <w:u w:val="single"/>
-          </w:rPr>
-          <w:t>Sl 50</w:t>
-        </w:r>
-      </w:hyperlink>
+      <w:r>
+        <w:rPr>
+          <w:lang w:val="pt_PT" w:bidi="pt_PT"/>
+        </w:rPr>
+        <w:t>Sl 50</w:t>
+      </w:r>
       <w:r>
         <w:rPr>
           <w:lang w:val="pt_PT" w:bidi="pt_PT"/>
         </w:rPr>
         <w:t xml:space="preserve">; </w:t>
       </w:r>
-      <w:hyperlink r:id="rId34">
-        <w:r>
-          <w:rPr>
-            <w:lang w:val="pt_PT" w:bidi="pt_PT"/>
-          </w:rPr>
-          <w:rPr>
-            <w:color w:val="0000EE"/>
-            <w:u w:val="single"/>
-          </w:rPr>
-          <w:t>73–83</w:t>
-        </w:r>
-      </w:hyperlink>
+      <w:r>
+        <w:rPr>
+          <w:lang w:val="pt_PT" w:bidi="pt_PT"/>
+        </w:rPr>
+        <w:t>73–83</w:t>
+      </w:r>
       <w:r>
         <w:rPr>
           <w:lang w:val="pt_PT" w:bidi="pt_PT"/>
         </w:rPr>
         <w:t>), os descendentes de Corá (</w:t>
       </w:r>
-      <w:hyperlink r:id="rId27">
-        <w:r>
-          <w:rPr>
-            <w:lang w:val="pt_PT" w:bidi="pt_PT"/>
-          </w:rPr>
-          <w:rPr>
-            <w:color w:val="0000EE"/>
-            <w:u w:val="single"/>
-          </w:rPr>
-          <w:t>Sl 42–49</w:t>
-        </w:r>
-      </w:hyperlink>
+      <w:r>
+        <w:rPr>
+          <w:lang w:val="pt_PT" w:bidi="pt_PT"/>
+        </w:rPr>
+        <w:t>Sl 42–49</w:t>
+      </w:r>
       <w:r>
         <w:rPr>
           <w:lang w:val="pt_PT" w:bidi="pt_PT"/>
         </w:rPr>
         <w:t xml:space="preserve">; </w:t>
       </w:r>
-      <w:hyperlink r:id="rId35">
-        <w:r>
-          <w:rPr>
-            <w:lang w:val="pt_PT" w:bidi="pt_PT"/>
-          </w:rPr>
-          <w:rPr>
-            <w:color w:val="0000EE"/>
-            <w:u w:val="single"/>
-          </w:rPr>
-          <w:t>84–85</w:t>
-        </w:r>
-      </w:hyperlink>
+      <w:r>
+        <w:rPr>
+          <w:lang w:val="pt_PT" w:bidi="pt_PT"/>
+        </w:rPr>
+        <w:t>84–85</w:t>
+      </w:r>
       <w:r>
         <w:rPr>
           <w:lang w:val="pt_PT" w:bidi="pt_PT"/>
         </w:rPr>
         <w:t xml:space="preserve">; </w:t>
       </w:r>
-      <w:hyperlink r:id="rId68">
-        <w:r>
-          <w:rPr>
-            <w:lang w:val="pt_PT" w:bidi="pt_PT"/>
-          </w:rPr>
-          <w:rPr>
-            <w:color w:val="0000EE"/>
-            <w:u w:val="single"/>
-          </w:rPr>
-          <w:t>87</w:t>
-        </w:r>
-      </w:hyperlink>
+      <w:r>
+        <w:rPr>
+          <w:lang w:val="pt_PT" w:bidi="pt_PT"/>
+        </w:rPr>
+        <w:t>87</w:t>
+      </w:r>
       <w:r>
         <w:rPr>
           <w:lang w:val="pt_PT" w:bidi="pt_PT"/>
         </w:rPr>
         <w:t>), Salomão (</w:t>
       </w:r>
-      <w:hyperlink r:id="rId31">
-        <w:r>
-          <w:rPr>
-            <w:lang w:val="pt_PT" w:bidi="pt_PT"/>
-          </w:rPr>
-          <w:rPr>
-            <w:color w:val="0000EE"/>
-            <w:u w:val="single"/>
-          </w:rPr>
-          <w:t>Sl 72</w:t>
-        </w:r>
-      </w:hyperlink>
+      <w:r>
+        <w:rPr>
+          <w:lang w:val="pt_PT" w:bidi="pt_PT"/>
+        </w:rPr>
+        <w:t>Sl 72</w:t>
+      </w:r>
       <w:r>
         <w:rPr>
           <w:lang w:val="pt_PT" w:bidi="pt_PT"/>
         </w:rPr>
         <w:t xml:space="preserve">; </w:t>
       </w:r>
-      <w:hyperlink r:id="rId69">
-        <w:r>
-          <w:rPr>
-            <w:lang w:val="pt_PT" w:bidi="pt_PT"/>
-          </w:rPr>
-          <w:rPr>
-            <w:color w:val="0000EE"/>
-            <w:u w:val="single"/>
-          </w:rPr>
-          <w:t>127</w:t>
-        </w:r>
-      </w:hyperlink>
+      <w:r>
+        <w:rPr>
+          <w:lang w:val="pt_PT" w:bidi="pt_PT"/>
+        </w:rPr>
+        <w:t>127</w:t>
+      </w:r>
       <w:r>
         <w:rPr>
           <w:lang w:val="pt_PT" w:bidi="pt_PT"/>
         </w:rPr>
         <w:t>), Hemã (</w:t>
       </w:r>
-      <w:hyperlink r:id="rId70">
-        <w:r>
-          <w:rPr>
-            <w:lang w:val="pt_PT" w:bidi="pt_PT"/>
-          </w:rPr>
-          <w:rPr>
-            <w:color w:val="0000EE"/>
-            <w:u w:val="single"/>
-          </w:rPr>
-          <w:t>Sl 88</w:t>
-        </w:r>
-      </w:hyperlink>
+      <w:r>
+        <w:rPr>
+          <w:lang w:val="pt_PT" w:bidi="pt_PT"/>
+        </w:rPr>
+        <w:t>Sl 88</w:t>
+      </w:r>
       <w:r>
         <w:rPr>
           <w:lang w:val="pt_PT" w:bidi="pt_PT"/>
         </w:rPr>
         <w:t>), Etã (</w:t>
       </w:r>
-      <w:hyperlink r:id="rId39">
-        <w:r>
-          <w:rPr>
-            <w:lang w:val="pt_PT" w:bidi="pt_PT"/>
-          </w:rPr>
-          <w:rPr>
-            <w:color w:val="0000EE"/>
-            <w:u w:val="single"/>
-          </w:rPr>
-          <w:t>Sl 89</w:t>
-        </w:r>
-      </w:hyperlink>
+      <w:r>
+        <w:rPr>
+          <w:lang w:val="pt_PT" w:bidi="pt_PT"/>
+        </w:rPr>
+        <w:t>Sl 89</w:t>
+      </w:r>
       <w:r>
         <w:rPr>
           <w:lang w:val="pt_PT" w:bidi="pt_PT"/>
         </w:rPr>
         <w:t>) e Moisés (</w:t>
       </w:r>
-      <w:hyperlink r:id="rId71">
-        <w:r>
-          <w:rPr>
-            <w:lang w:val="pt_PT" w:bidi="pt_PT"/>
-          </w:rPr>
-          <w:rPr>
-            <w:color w:val="0000EE"/>
-            <w:u w:val="single"/>
-          </w:rPr>
-          <w:t>Sl 90</w:t>
-        </w:r>
-      </w:hyperlink>
+      <w:r>
+        <w:rPr>
+          <w:lang w:val="pt_PT" w:bidi="pt_PT"/>
+        </w:rPr>
+        <w:t>Sl 90</w:t>
+      </w:r>
       <w:r>
         <w:rPr>
           <w:lang w:val="pt_PT" w:bidi="pt_PT"/>
@@ -2097,432 +1599,288 @@
         </w:rPr>
         <w:t>Dos 116 salmos com título, a maioria identifica uma pessoa associada a esse salmo. A pessoa nomeada pode ser o autor, mas não necessariamente. A preposição hebraica le antes do nome (frequentemente traduzida como “de”) também pode significar “para”, “dedicado a”, “sobre”, “a” ou “por”. Assim, ledawid (frequentemente traduzido como “de Davi”) poderia ser interpretado como “para Davi”, “dedicado a Davi”, “sobre Davi” ou “por Davi”. Embora muitos salmos “de Davi” possam ter sido escritos por ele, há várias razões para cautela. Os títulos ocasionalmente têm dois nomes, como Davi e Jedutum ou Asafe (</w:t>
       </w:r>
-      <w:hyperlink r:id="rId72">
-        <w:r>
-          <w:rPr>
-            <w:lang w:val="pt_PT" w:bidi="pt_PT"/>
-          </w:rPr>
-          <w:rPr>
-            <w:color w:val="0000EE"/>
-            <w:u w:val="single"/>
-          </w:rPr>
-          <w:t>Sl 39</w:t>
-        </w:r>
-      </w:hyperlink>
+      <w:r>
+        <w:rPr>
+          <w:lang w:val="pt_PT" w:bidi="pt_PT"/>
+        </w:rPr>
+        <w:t>Sl 39</w:t>
+      </w:r>
       <w:r>
         <w:rPr>
           <w:lang w:val="pt_PT" w:bidi="pt_PT"/>
         </w:rPr>
         <w:t xml:space="preserve">, </w:t>
       </w:r>
-      <w:hyperlink r:id="rId73">
-        <w:r>
-          <w:rPr>
-            <w:lang w:val="pt_PT" w:bidi="pt_PT"/>
-          </w:rPr>
-          <w:rPr>
-            <w:color w:val="0000EE"/>
-            <w:u w:val="single"/>
-          </w:rPr>
-          <w:t>62</w:t>
-        </w:r>
-      </w:hyperlink>
+      <w:r>
+        <w:rPr>
+          <w:lang w:val="pt_PT" w:bidi="pt_PT"/>
+        </w:rPr>
+        <w:t>62</w:t>
+      </w:r>
       <w:r>
         <w:rPr>
           <w:lang w:val="pt_PT" w:bidi="pt_PT"/>
         </w:rPr>
         <w:t xml:space="preserve">, </w:t>
       </w:r>
-      <w:hyperlink r:id="rId74">
-        <w:r>
-          <w:rPr>
-            <w:lang w:val="pt_PT" w:bidi="pt_PT"/>
-          </w:rPr>
-          <w:rPr>
-            <w:color w:val="0000EE"/>
-            <w:u w:val="single"/>
-          </w:rPr>
-          <w:t>77</w:t>
-        </w:r>
-      </w:hyperlink>
+      <w:r>
+        <w:rPr>
+          <w:lang w:val="pt_PT" w:bidi="pt_PT"/>
+        </w:rPr>
+        <w:t>77</w:t>
+      </w:r>
       <w:r>
         <w:rPr>
           <w:lang w:val="pt_PT" w:bidi="pt_PT"/>
         </w:rPr>
         <w:t>). É possível que o outro indivíduo fosse o verdadeiro autor do salmo. Além disso, os salmos cujos títulos os conectam com um episódio da vida de Davi (</w:t>
       </w:r>
-      <w:hyperlink r:id="rId75">
-        <w:r>
-          <w:rPr>
-            <w:lang w:val="pt_PT" w:bidi="pt_PT"/>
-          </w:rPr>
-          <w:rPr>
-            <w:color w:val="0000EE"/>
-            <w:u w:val="single"/>
-          </w:rPr>
-          <w:t>Sl 3</w:t>
-        </w:r>
-      </w:hyperlink>
+      <w:r>
+        <w:rPr>
+          <w:lang w:val="pt_PT" w:bidi="pt_PT"/>
+        </w:rPr>
+        <w:t>Sl 3</w:t>
+      </w:r>
       <w:r>
         <w:rPr>
           <w:lang w:val="pt_PT" w:bidi="pt_PT"/>
         </w:rPr>
         <w:t xml:space="preserve">, </w:t>
       </w:r>
-      <w:hyperlink r:id="rId76">
-        <w:r>
-          <w:rPr>
-            <w:lang w:val="pt_PT" w:bidi="pt_PT"/>
-          </w:rPr>
-          <w:rPr>
-            <w:color w:val="0000EE"/>
-            <w:u w:val="single"/>
-          </w:rPr>
-          <w:t>7</w:t>
-        </w:r>
-      </w:hyperlink>
+      <w:r>
+        <w:rPr>
+          <w:lang w:val="pt_PT" w:bidi="pt_PT"/>
+        </w:rPr>
+        <w:t>7</w:t>
+      </w:r>
       <w:r>
         <w:rPr>
           <w:lang w:val="pt_PT" w:bidi="pt_PT"/>
         </w:rPr>
         <w:t xml:space="preserve">, </w:t>
       </w:r>
-      <w:hyperlink r:id="rId77">
-        <w:r>
-          <w:rPr>
-            <w:lang w:val="pt_PT" w:bidi="pt_PT"/>
-          </w:rPr>
-          <w:rPr>
-            <w:color w:val="0000EE"/>
-            <w:u w:val="single"/>
-          </w:rPr>
-          <w:t>18</w:t>
-        </w:r>
-      </w:hyperlink>
+      <w:r>
+        <w:rPr>
+          <w:lang w:val="pt_PT" w:bidi="pt_PT"/>
+        </w:rPr>
+        <w:t>18</w:t>
+      </w:r>
       <w:r>
         <w:rPr>
           <w:lang w:val="pt_PT" w:bidi="pt_PT"/>
         </w:rPr>
         <w:t xml:space="preserve">, </w:t>
       </w:r>
-      <w:hyperlink r:id="rId78">
-        <w:r>
-          <w:rPr>
-            <w:lang w:val="pt_PT" w:bidi="pt_PT"/>
-          </w:rPr>
-          <w:rPr>
-            <w:color w:val="0000EE"/>
-            <w:u w:val="single"/>
-          </w:rPr>
-          <w:t>34</w:t>
-        </w:r>
-      </w:hyperlink>
+      <w:r>
+        <w:rPr>
+          <w:lang w:val="pt_PT" w:bidi="pt_PT"/>
+        </w:rPr>
+        <w:t>34</w:t>
+      </w:r>
       <w:r>
         <w:rPr>
           <w:lang w:val="pt_PT" w:bidi="pt_PT"/>
         </w:rPr>
         <w:t xml:space="preserve">, </w:t>
       </w:r>
-      <w:hyperlink r:id="rId79">
-        <w:r>
-          <w:rPr>
-            <w:lang w:val="pt_PT" w:bidi="pt_PT"/>
-          </w:rPr>
-          <w:rPr>
-            <w:color w:val="0000EE"/>
-            <w:u w:val="single"/>
-          </w:rPr>
-          <w:t>51</w:t>
-        </w:r>
-      </w:hyperlink>
+      <w:r>
+        <w:rPr>
+          <w:lang w:val="pt_PT" w:bidi="pt_PT"/>
+        </w:rPr>
+        <w:t>51</w:t>
+      </w:r>
       <w:r>
         <w:rPr>
           <w:lang w:val="pt_PT" w:bidi="pt_PT"/>
         </w:rPr>
         <w:t xml:space="preserve">, </w:t>
       </w:r>
-      <w:hyperlink r:id="rId80">
-        <w:r>
-          <w:rPr>
-            <w:lang w:val="pt_PT" w:bidi="pt_PT"/>
-          </w:rPr>
-          <w:rPr>
-            <w:color w:val="0000EE"/>
-            <w:u w:val="single"/>
-          </w:rPr>
-          <w:t>52</w:t>
-        </w:r>
-      </w:hyperlink>
+      <w:r>
+        <w:rPr>
+          <w:lang w:val="pt_PT" w:bidi="pt_PT"/>
+        </w:rPr>
+        <w:t>52</w:t>
+      </w:r>
       <w:r>
         <w:rPr>
           <w:lang w:val="pt_PT" w:bidi="pt_PT"/>
         </w:rPr>
         <w:t xml:space="preserve">, </w:t>
       </w:r>
-      <w:hyperlink r:id="rId81">
-        <w:r>
-          <w:rPr>
-            <w:lang w:val="pt_PT" w:bidi="pt_PT"/>
-          </w:rPr>
-          <w:rPr>
-            <w:color w:val="0000EE"/>
-            <w:u w:val="single"/>
-          </w:rPr>
-          <w:t>54</w:t>
-        </w:r>
-      </w:hyperlink>
+      <w:r>
+        <w:rPr>
+          <w:lang w:val="pt_PT" w:bidi="pt_PT"/>
+        </w:rPr>
+        <w:t>54</w:t>
+      </w:r>
       <w:r>
         <w:rPr>
           <w:lang w:val="pt_PT" w:bidi="pt_PT"/>
         </w:rPr>
         <w:t xml:space="preserve">, </w:t>
       </w:r>
-      <w:hyperlink r:id="rId82">
-        <w:r>
-          <w:rPr>
-            <w:lang w:val="pt_PT" w:bidi="pt_PT"/>
-          </w:rPr>
-          <w:rPr>
-            <w:color w:val="0000EE"/>
-            <w:u w:val="single"/>
-          </w:rPr>
-          <w:t>56</w:t>
-        </w:r>
-      </w:hyperlink>
+      <w:r>
+        <w:rPr>
+          <w:lang w:val="pt_PT" w:bidi="pt_PT"/>
+        </w:rPr>
+        <w:t>56</w:t>
+      </w:r>
       <w:r>
         <w:rPr>
           <w:lang w:val="pt_PT" w:bidi="pt_PT"/>
         </w:rPr>
         <w:t xml:space="preserve">, </w:t>
       </w:r>
-      <w:hyperlink r:id="rId83">
-        <w:r>
-          <w:rPr>
-            <w:lang w:val="pt_PT" w:bidi="pt_PT"/>
-          </w:rPr>
-          <w:rPr>
-            <w:color w:val="0000EE"/>
-            <w:u w:val="single"/>
-          </w:rPr>
-          <w:t>57</w:t>
-        </w:r>
-      </w:hyperlink>
+      <w:r>
+        <w:rPr>
+          <w:lang w:val="pt_PT" w:bidi="pt_PT"/>
+        </w:rPr>
+        <w:t>57</w:t>
+      </w:r>
       <w:r>
         <w:rPr>
           <w:lang w:val="pt_PT" w:bidi="pt_PT"/>
         </w:rPr>
         <w:t xml:space="preserve">, </w:t>
       </w:r>
-      <w:hyperlink r:id="rId84">
-        <w:r>
-          <w:rPr>
-            <w:lang w:val="pt_PT" w:bidi="pt_PT"/>
-          </w:rPr>
-          <w:rPr>
-            <w:color w:val="0000EE"/>
-            <w:u w:val="single"/>
-          </w:rPr>
-          <w:t>59</w:t>
-        </w:r>
-      </w:hyperlink>
+      <w:r>
+        <w:rPr>
+          <w:lang w:val="pt_PT" w:bidi="pt_PT"/>
+        </w:rPr>
+        <w:t>59</w:t>
+      </w:r>
       <w:r>
         <w:rPr>
           <w:lang w:val="pt_PT" w:bidi="pt_PT"/>
         </w:rPr>
         <w:t xml:space="preserve">, </w:t>
       </w:r>
-      <w:hyperlink r:id="rId85">
-        <w:r>
-          <w:rPr>
-            <w:lang w:val="pt_PT" w:bidi="pt_PT"/>
-          </w:rPr>
-          <w:rPr>
-            <w:color w:val="0000EE"/>
-            <w:u w:val="single"/>
-          </w:rPr>
-          <w:t>60</w:t>
-        </w:r>
-      </w:hyperlink>
+      <w:r>
+        <w:rPr>
+          <w:lang w:val="pt_PT" w:bidi="pt_PT"/>
+        </w:rPr>
+        <w:t>60</w:t>
+      </w:r>
       <w:r>
         <w:rPr>
           <w:lang w:val="pt_PT" w:bidi="pt_PT"/>
         </w:rPr>
         <w:t xml:space="preserve">, </w:t>
       </w:r>
-      <w:hyperlink r:id="rId86">
-        <w:r>
-          <w:rPr>
-            <w:lang w:val="pt_PT" w:bidi="pt_PT"/>
-          </w:rPr>
-          <w:rPr>
-            <w:color w:val="0000EE"/>
-            <w:u w:val="single"/>
-          </w:rPr>
-          <w:t>63</w:t>
-        </w:r>
-      </w:hyperlink>
+      <w:r>
+        <w:rPr>
+          <w:lang w:val="pt_PT" w:bidi="pt_PT"/>
+        </w:rPr>
+        <w:t>63</w:t>
+      </w:r>
       <w:r>
         <w:rPr>
           <w:lang w:val="pt_PT" w:bidi="pt_PT"/>
         </w:rPr>
         <w:t xml:space="preserve">, </w:t>
       </w:r>
-      <w:hyperlink r:id="rId87">
-        <w:r>
-          <w:rPr>
-            <w:lang w:val="pt_PT" w:bidi="pt_PT"/>
-          </w:rPr>
-          <w:rPr>
-            <w:color w:val="0000EE"/>
-            <w:u w:val="single"/>
-          </w:rPr>
-          <w:t>142</w:t>
-        </w:r>
-      </w:hyperlink>
+      <w:r>
+        <w:rPr>
+          <w:lang w:val="pt_PT" w:bidi="pt_PT"/>
+        </w:rPr>
+        <w:t>142</w:t>
+      </w:r>
       <w:r>
         <w:rPr>
           <w:lang w:val="pt_PT" w:bidi="pt_PT"/>
         </w:rPr>
         <w:t xml:space="preserve">) fornecem pouca ou nenhuma conexão específica com esses episódios. Por exemplo, o título no </w:t>
       </w:r>
-      <w:hyperlink r:id="rId79">
-        <w:r>
-          <w:rPr>
-            <w:lang w:val="pt_PT" w:bidi="pt_PT"/>
-          </w:rPr>
-          <w:rPr>
-            <w:color w:val="0000EE"/>
-            <w:u w:val="single"/>
-          </w:rPr>
-          <w:t>Sl 51</w:t>
-        </w:r>
-      </w:hyperlink>
+      <w:r>
+        <w:rPr>
+          <w:lang w:val="pt_PT" w:bidi="pt_PT"/>
+        </w:rPr>
+        <w:t>Sl 51</w:t>
+      </w:r>
       <w:r>
         <w:rPr>
           <w:lang w:val="pt_PT" w:bidi="pt_PT"/>
         </w:rPr>
         <w:t xml:space="preserve"> conecta o salmo com o pecado de Davi e a repreensão de Natã. O salmo fala de pecado, perdão e um espírito quebrantado, mas quaisquer detalhes da situação estão notoriamente ausentes. Além disso, vários salmos “de Davi” parecem assumir a existência do Templo, que não foi construído até depois da morte de Davi (veja </w:t>
       </w:r>
-      <w:hyperlink r:id="rId88">
-        <w:r>
-          <w:rPr>
-            <w:lang w:val="pt_PT" w:bidi="pt_PT"/>
-          </w:rPr>
-          <w:rPr>
-            <w:color w:val="0000EE"/>
-            <w:u w:val="single"/>
-          </w:rPr>
-          <w:t>Sl 5.7</w:t>
-        </w:r>
-      </w:hyperlink>
+      <w:r>
+        <w:rPr>
+          <w:lang w:val="pt_PT" w:bidi="pt_PT"/>
+        </w:rPr>
+        <w:t>Sl 5.7</w:t>
+      </w:r>
       <w:r>
         <w:rPr>
           <w:lang w:val="pt_PT" w:bidi="pt_PT"/>
         </w:rPr>
         <w:t xml:space="preserve">; </w:t>
       </w:r>
-      <w:hyperlink r:id="rId89">
-        <w:r>
-          <w:rPr>
-            <w:lang w:val="pt_PT" w:bidi="pt_PT"/>
-          </w:rPr>
-          <w:rPr>
-            <w:color w:val="0000EE"/>
-            <w:u w:val="single"/>
-          </w:rPr>
-          <w:t>122.título</w:t>
-        </w:r>
-      </w:hyperlink>
+      <w:r>
+        <w:rPr>
+          <w:lang w:val="pt_PT" w:bidi="pt_PT"/>
+        </w:rPr>
+        <w:t>122.título</w:t>
+      </w:r>
       <w:r>
         <w:rPr>
           <w:lang w:val="pt_PT" w:bidi="pt_PT"/>
         </w:rPr>
         <w:t xml:space="preserve">; </w:t>
       </w:r>
-      <w:hyperlink r:id="rId90">
-        <w:r>
-          <w:rPr>
-            <w:lang w:val="pt_PT" w:bidi="pt_PT"/>
-          </w:rPr>
-          <w:rPr>
-            <w:color w:val="0000EE"/>
-            <w:u w:val="single"/>
-          </w:rPr>
-          <w:t>138.2</w:t>
-        </w:r>
-      </w:hyperlink>
+      <w:r>
+        <w:rPr>
+          <w:lang w:val="pt_PT" w:bidi="pt_PT"/>
+        </w:rPr>
+        <w:t>138.2</w:t>
+      </w:r>
       <w:r>
         <w:rPr>
           <w:lang w:val="pt_PT" w:bidi="pt_PT"/>
         </w:rPr>
         <w:t xml:space="preserve">). Da mesma forma, o título do </w:t>
       </w:r>
-      <w:hyperlink r:id="rId91">
-        <w:r>
-          <w:rPr>
-            <w:lang w:val="pt_PT" w:bidi="pt_PT"/>
-          </w:rPr>
-          <w:rPr>
-            <w:color w:val="0000EE"/>
-            <w:u w:val="single"/>
-          </w:rPr>
-          <w:t>Sl 30</w:t>
-        </w:r>
-      </w:hyperlink>
+      <w:r>
+        <w:rPr>
+          <w:lang w:val="pt_PT" w:bidi="pt_PT"/>
+        </w:rPr>
+        <w:t>Sl 30</w:t>
+      </w:r>
       <w:r>
         <w:rPr>
           <w:lang w:val="pt_PT" w:bidi="pt_PT"/>
         </w:rPr>
         <w:t xml:space="preserve"> conecta Davi com a dedicação do Templo, e o </w:t>
       </w:r>
-      <w:hyperlink r:id="rId92">
-        <w:r>
-          <w:rPr>
-            <w:lang w:val="pt_PT" w:bidi="pt_PT"/>
-          </w:rPr>
-          <w:rPr>
-            <w:color w:val="0000EE"/>
-            <w:u w:val="single"/>
-          </w:rPr>
-          <w:t>Sl 69</w:t>
-        </w:r>
-      </w:hyperlink>
+      <w:r>
+        <w:rPr>
+          <w:lang w:val="pt_PT" w:bidi="pt_PT"/>
+        </w:rPr>
+        <w:t>Sl 69</w:t>
+      </w:r>
       <w:r>
         <w:rPr>
           <w:lang w:val="pt_PT" w:bidi="pt_PT"/>
         </w:rPr>
         <w:t xml:space="preserve"> não parece se encaixar com o que se sabe da vida de Davi. Finalmente, algumas tradições textuais variam na menção de Davi no cabeçalho (por exemplo, </w:t>
       </w:r>
-      <w:hyperlink r:id="rId93">
-        <w:r>
-          <w:rPr>
-            <w:lang w:val="pt_PT" w:bidi="pt_PT"/>
-          </w:rPr>
-          <w:rPr>
-            <w:color w:val="0000EE"/>
-            <w:u w:val="single"/>
-          </w:rPr>
-          <w:t>Sl 122</w:t>
-        </w:r>
-      </w:hyperlink>
+      <w:r>
+        <w:rPr>
+          <w:lang w:val="pt_PT" w:bidi="pt_PT"/>
+        </w:rPr>
+        <w:t>Sl 122</w:t>
+      </w:r>
       <w:r>
         <w:rPr>
           <w:lang w:val="pt_PT" w:bidi="pt_PT"/>
         </w:rPr>
         <w:t xml:space="preserve">, </w:t>
       </w:r>
-      <w:hyperlink r:id="rId94">
-        <w:r>
-          <w:rPr>
-            <w:lang w:val="pt_PT" w:bidi="pt_PT"/>
-          </w:rPr>
-          <w:rPr>
-            <w:color w:val="0000EE"/>
-            <w:u w:val="single"/>
-          </w:rPr>
-          <w:t>124</w:t>
-        </w:r>
-      </w:hyperlink>
+      <w:r>
+        <w:rPr>
+          <w:lang w:val="pt_PT" w:bidi="pt_PT"/>
+        </w:rPr>
+        <w:t>124</w:t>
+      </w:r>
       <w:r>
         <w:rPr>
           <w:lang w:val="pt_PT" w:bidi="pt_PT"/>
@@ -2567,54 +1925,36 @@
         </w:rPr>
         <w:t xml:space="preserve"> vem da palavra grega psalmos (“canção”; ver </w:t>
       </w:r>
-      <w:hyperlink r:id="rId65">
-        <w:r>
-          <w:rPr>
-            <w:lang w:val="pt_PT" w:bidi="pt_PT"/>
-          </w:rPr>
-          <w:rPr>
-            <w:color w:val="0000EE"/>
-            <w:u w:val="single"/>
-          </w:rPr>
-          <w:t>Lc 20.42</w:t>
-        </w:r>
-      </w:hyperlink>
+      <w:r>
+        <w:rPr>
+          <w:lang w:val="pt_PT" w:bidi="pt_PT"/>
+        </w:rPr>
+        <w:t>Lc 20.42</w:t>
+      </w:r>
       <w:r>
         <w:rPr>
           <w:lang w:val="pt_PT" w:bidi="pt_PT"/>
         </w:rPr>
         <w:t xml:space="preserve">; </w:t>
       </w:r>
-      <w:hyperlink r:id="rId67">
-        <w:r>
-          <w:rPr>
-            <w:lang w:val="pt_PT" w:bidi="pt_PT"/>
-          </w:rPr>
-          <w:rPr>
-            <w:color w:val="0000EE"/>
-            <w:u w:val="single"/>
-          </w:rPr>
-          <w:t>24.44</w:t>
-        </w:r>
-      </w:hyperlink>
+      <w:r>
+        <w:rPr>
+          <w:lang w:val="pt_PT" w:bidi="pt_PT"/>
+        </w:rPr>
+        <w:t>24.44</w:t>
+      </w:r>
       <w:r>
         <w:rPr>
           <w:lang w:val="pt_PT" w:bidi="pt_PT"/>
         </w:rPr>
         <w:t xml:space="preserve">), que traduz o hebraico mizmor, uma palavra frequentemente encontrada nos títulos de salmos individuais (por exemplo, ver </w:t>
       </w:r>
-      <w:hyperlink r:id="rId95">
-        <w:r>
-          <w:rPr>
-            <w:lang w:val="pt_PT" w:bidi="pt_PT"/>
-          </w:rPr>
-          <w:rPr>
-            <w:color w:val="0000EE"/>
-            <w:u w:val="single"/>
-          </w:rPr>
-          <w:t>Sl 3:título</w:t>
-        </w:r>
-      </w:hyperlink>
+      <w:r>
+        <w:rPr>
+          <w:lang w:val="pt_PT" w:bidi="pt_PT"/>
+        </w:rPr>
+        <w:t>Sl 3:título</w:t>
+      </w:r>
       <w:r>
         <w:rPr>
           <w:lang w:val="pt_PT" w:bidi="pt_PT"/>
@@ -2695,36 +2035,24 @@
         </w:rPr>
         <w:t xml:space="preserve">Pelos nomes que usam para Deus: Yahweh (“o Senhor”, </w:t>
       </w:r>
-      <w:hyperlink r:id="rId16">
-        <w:r>
-          <w:rPr>
-            <w:lang w:val="pt_PT" w:bidi="pt_PT"/>
-          </w:rPr>
-          <w:rPr>
-            <w:color w:val="0000EE"/>
-            <w:u w:val="single"/>
-          </w:rPr>
-          <w:t>Sl 1–41</w:t>
-        </w:r>
-      </w:hyperlink>
+      <w:r>
+        <w:rPr>
+          <w:lang w:val="pt_PT" w:bidi="pt_PT"/>
+        </w:rPr>
+        <w:t>Sl 1–41</w:t>
+      </w:r>
       <w:r>
         <w:rPr>
           <w:lang w:val="pt_PT" w:bidi="pt_PT"/>
         </w:rPr>
         <w:t xml:space="preserve">) e Elohim (“Deus”, </w:t>
       </w:r>
-      <w:hyperlink r:id="rId18">
-        <w:r>
-          <w:rPr>
-            <w:lang w:val="pt_PT" w:bidi="pt_PT"/>
-          </w:rPr>
-          <w:rPr>
-            <w:color w:val="0000EE"/>
-            <w:u w:val="single"/>
-          </w:rPr>
-          <w:t>Sl 42–72</w:t>
-        </w:r>
-      </w:hyperlink>
+      <w:r>
+        <w:rPr>
+          <w:lang w:val="pt_PT" w:bidi="pt_PT"/>
+        </w:rPr>
+        <w:t>Sl 42–72</w:t>
+      </w:r>
       <w:r>
         <w:rPr>
           <w:lang w:val="pt_PT" w:bidi="pt_PT"/>
@@ -2749,126 +2077,84 @@
         </w:rPr>
         <w:t>Pelos nomes nos títulos: Davi (</w:t>
       </w:r>
-      <w:hyperlink r:id="rId25">
-        <w:r>
-          <w:rPr>
-            <w:lang w:val="pt_PT" w:bidi="pt_PT"/>
-          </w:rPr>
-          <w:rPr>
-            <w:color w:val="0000EE"/>
-            <w:u w:val="single"/>
-          </w:rPr>
-          <w:t>Sl 3–32</w:t>
-        </w:r>
-      </w:hyperlink>
+      <w:r>
+        <w:rPr>
+          <w:lang w:val="pt_PT" w:bidi="pt_PT"/>
+        </w:rPr>
+        <w:t>Sl 3–32</w:t>
+      </w:r>
       <w:r>
         <w:rPr>
           <w:lang w:val="pt_PT" w:bidi="pt_PT"/>
         </w:rPr>
         <w:t xml:space="preserve">; </w:t>
       </w:r>
-      <w:hyperlink r:id="rId26">
-        <w:r>
-          <w:rPr>
-            <w:lang w:val="pt_PT" w:bidi="pt_PT"/>
-          </w:rPr>
-          <w:rPr>
-            <w:color w:val="0000EE"/>
-            <w:u w:val="single"/>
-          </w:rPr>
-          <w:t>34.1–41.13</w:t>
-        </w:r>
-      </w:hyperlink>
+      <w:r>
+        <w:rPr>
+          <w:lang w:val="pt_PT" w:bidi="pt_PT"/>
+        </w:rPr>
+        <w:t>34.1–41.13</w:t>
+      </w:r>
       <w:r>
         <w:rPr>
           <w:lang w:val="pt_PT" w:bidi="pt_PT"/>
         </w:rPr>
         <w:t>, etc.), os descendentes de Corá (</w:t>
       </w:r>
-      <w:hyperlink r:id="rId27">
-        <w:r>
-          <w:rPr>
-            <w:lang w:val="pt_PT" w:bidi="pt_PT"/>
-          </w:rPr>
-          <w:rPr>
-            <w:color w:val="0000EE"/>
-            <w:u w:val="single"/>
-          </w:rPr>
-          <w:t>Sl 42–49</w:t>
-        </w:r>
-      </w:hyperlink>
+      <w:r>
+        <w:rPr>
+          <w:lang w:val="pt_PT" w:bidi="pt_PT"/>
+        </w:rPr>
+        <w:t>Sl 42–49</w:t>
+      </w:r>
       <w:r>
         <w:rPr>
           <w:lang w:val="pt_PT" w:bidi="pt_PT"/>
         </w:rPr>
         <w:t xml:space="preserve">; </w:t>
       </w:r>
-      <w:hyperlink r:id="rId35">
-        <w:r>
-          <w:rPr>
-            <w:lang w:val="pt_PT" w:bidi="pt_PT"/>
-          </w:rPr>
-          <w:rPr>
-            <w:color w:val="0000EE"/>
-            <w:u w:val="single"/>
-          </w:rPr>
-          <w:t>84.1–85.13</w:t>
-        </w:r>
-      </w:hyperlink>
+      <w:r>
+        <w:rPr>
+          <w:lang w:val="pt_PT" w:bidi="pt_PT"/>
+        </w:rPr>
+        <w:t>84.1–85.13</w:t>
+      </w:r>
       <w:r>
         <w:rPr>
           <w:lang w:val="pt_PT" w:bidi="pt_PT"/>
         </w:rPr>
         <w:t xml:space="preserve">; </w:t>
       </w:r>
-      <w:hyperlink r:id="rId36">
-        <w:r>
-          <w:rPr>
-            <w:lang w:val="pt_PT" w:bidi="pt_PT"/>
-          </w:rPr>
-          <w:rPr>
-            <w:color w:val="0000EE"/>
-            <w:u w:val="single"/>
-          </w:rPr>
-          <w:t>87.1–88.18</w:t>
-        </w:r>
-      </w:hyperlink>
+      <w:r>
+        <w:rPr>
+          <w:lang w:val="pt_PT" w:bidi="pt_PT"/>
+        </w:rPr>
+        <w:t>87.1–88.18</w:t>
+      </w:r>
       <w:r>
         <w:rPr>
           <w:lang w:val="pt_PT" w:bidi="pt_PT"/>
         </w:rPr>
         <w:t>), e Asafe (</w:t>
       </w:r>
-      <w:hyperlink r:id="rId28">
-        <w:r>
-          <w:rPr>
-            <w:lang w:val="pt_PT" w:bidi="pt_PT"/>
-          </w:rPr>
-          <w:rPr>
-            <w:color w:val="0000EE"/>
-            <w:u w:val="single"/>
-          </w:rPr>
-          <w:t>Sl 50</w:t>
-        </w:r>
-      </w:hyperlink>
+      <w:r>
+        <w:rPr>
+          <w:lang w:val="pt_PT" w:bidi="pt_PT"/>
+        </w:rPr>
+        <w:t>Sl 50</w:t>
+      </w:r>
       <w:r>
         <w:rPr>
           <w:lang w:val="pt_PT" w:bidi="pt_PT"/>
         </w:rPr>
         <w:t xml:space="preserve">, </w:t>
       </w:r>
-      <w:hyperlink r:id="rId34">
-        <w:r>
-          <w:rPr>
-            <w:lang w:val="pt_PT" w:bidi="pt_PT"/>
-          </w:rPr>
-          <w:rPr>
-            <w:color w:val="0000EE"/>
-            <w:u w:val="single"/>
-          </w:rPr>
-          <w:t>73–83</w:t>
-        </w:r>
-      </w:hyperlink>
+      <w:r>
+        <w:rPr>
+          <w:lang w:val="pt_PT" w:bidi="pt_PT"/>
+        </w:rPr>
+        <w:t>73–83</w:t>
+      </w:r>
       <w:r>
         <w:rPr>
           <w:lang w:val="pt_PT" w:bidi="pt_PT"/>
@@ -2924,18 +2210,12 @@
         </w:rPr>
         <w:t xml:space="preserve"> (</w:t>
       </w:r>
-      <w:hyperlink r:id="rId49">
-        <w:r>
-          <w:rPr>
-            <w:lang w:val="pt_PT" w:bidi="pt_PT"/>
-          </w:rPr>
-          <w:rPr>
-            <w:color w:val="0000EE"/>
-            <w:u w:val="single"/>
-          </w:rPr>
-          <w:t>Sl 120–134</w:t>
-        </w:r>
-      </w:hyperlink>
+      <w:r>
+        <w:rPr>
+          <w:lang w:val="pt_PT" w:bidi="pt_PT"/>
+        </w:rPr>
+        <w:t>Sl 120–134</w:t>
+      </w:r>
       <w:r>
         <w:rPr>
           <w:lang w:val="pt_PT" w:bidi="pt_PT"/>
@@ -2955,36 +2235,24 @@
         </w:rPr>
         <w:t xml:space="preserve"> (</w:t>
       </w:r>
-      <w:hyperlink r:id="rId46">
-        <w:r>
-          <w:rPr>
-            <w:lang w:val="pt_PT" w:bidi="pt_PT"/>
-          </w:rPr>
-          <w:rPr>
-            <w:color w:val="0000EE"/>
-            <w:u w:val="single"/>
-          </w:rPr>
-          <w:t>Sal 113–118</w:t>
-        </w:r>
-      </w:hyperlink>
+      <w:r>
+        <w:rPr>
+          <w:lang w:val="pt_PT" w:bidi="pt_PT"/>
+        </w:rPr>
+        <w:t>Sal 113–118</w:t>
+      </w:r>
       <w:r>
         <w:rPr>
           <w:lang w:val="pt_PT" w:bidi="pt_PT"/>
         </w:rPr>
         <w:t>) e os hinos de aleluia (</w:t>
       </w:r>
-      <w:hyperlink r:id="rId51">
-        <w:r>
-          <w:rPr>
-            <w:lang w:val="pt_PT" w:bidi="pt_PT"/>
-          </w:rPr>
-          <w:rPr>
-            <w:color w:val="0000EE"/>
-            <w:u w:val="single"/>
-          </w:rPr>
-          <w:t>Sl 146–150</w:t>
-        </w:r>
-      </w:hyperlink>
+      <w:r>
+        <w:rPr>
+          <w:lang w:val="pt_PT" w:bidi="pt_PT"/>
+        </w:rPr>
+        <w:t>Sl 146–150</w:t>
+      </w:r>
       <w:r>
         <w:rPr>
           <w:lang w:val="pt_PT" w:bidi="pt_PT"/>
@@ -3009,36 +2277,24 @@
         </w:rPr>
         <w:t>Por conexões temáticas: por exemplo, a realeza de Deus (</w:t>
       </w:r>
-      <w:hyperlink r:id="rId41">
-        <w:r>
-          <w:rPr>
-            <w:lang w:val="pt_PT" w:bidi="pt_PT"/>
-          </w:rPr>
-          <w:rPr>
-            <w:color w:val="0000EE"/>
-            <w:u w:val="single"/>
-          </w:rPr>
-          <w:t>Sl 93–100</w:t>
-        </w:r>
-      </w:hyperlink>
+      <w:r>
+        <w:rPr>
+          <w:lang w:val="pt_PT" w:bidi="pt_PT"/>
+        </w:rPr>
+        <w:t>Sl 93–100</w:t>
+      </w:r>
       <w:r>
         <w:rPr>
           <w:lang w:val="pt_PT" w:bidi="pt_PT"/>
         </w:rPr>
         <w:t>), ou a narrativa da criação ao exílio (</w:t>
       </w:r>
-      <w:hyperlink r:id="rId44">
-        <w:r>
-          <w:rPr>
-            <w:lang w:val="pt_PT" w:bidi="pt_PT"/>
-          </w:rPr>
-          <w:rPr>
-            <w:color w:val="0000EE"/>
-            <w:u w:val="single"/>
-          </w:rPr>
-          <w:t>Sl 104–106</w:t>
-        </w:r>
-      </w:hyperlink>
+      <w:r>
+        <w:rPr>
+          <w:lang w:val="pt_PT" w:bidi="pt_PT"/>
+        </w:rPr>
+        <w:t>Sl 104–106</w:t>
+      </w:r>
       <w:r>
         <w:rPr>
           <w:lang w:val="pt_PT" w:bidi="pt_PT"/>
@@ -3059,306 +2315,204 @@
         </w:rPr>
         <w:t xml:space="preserve">Gêneros dos Salmos. Os títulos dos salmos frequentemente indicam o gênero de um salmo. A designação de gênero mais comum nos títulos é o termo hebraico mizmor, que se refere a uma canção originalmente acompanhada por instrumentos de cordas. Menos frequentes são as palavras maskil (significando “salmo” ou “cântico”: </w:t>
       </w:r>
-      <w:hyperlink r:id="rId96">
-        <w:r>
-          <w:rPr>
-            <w:lang w:val="pt_PT" w:bidi="pt_PT"/>
-          </w:rPr>
-          <w:rPr>
-            <w:color w:val="0000EE"/>
-            <w:u w:val="single"/>
-          </w:rPr>
-          <w:t>Sl 32</w:t>
-        </w:r>
-      </w:hyperlink>
+      <w:r>
+        <w:rPr>
+          <w:lang w:val="pt_PT" w:bidi="pt_PT"/>
+        </w:rPr>
+        <w:t>Sl 32</w:t>
+      </w:r>
       <w:r>
         <w:rPr>
           <w:lang w:val="pt_PT" w:bidi="pt_PT"/>
         </w:rPr>
         <w:t xml:space="preserve">; </w:t>
       </w:r>
-      <w:hyperlink r:id="rId97">
-        <w:r>
-          <w:rPr>
-            <w:lang w:val="pt_PT" w:bidi="pt_PT"/>
-          </w:rPr>
-          <w:rPr>
-            <w:color w:val="0000EE"/>
-            <w:u w:val="single"/>
-          </w:rPr>
-          <w:t>42</w:t>
-        </w:r>
-      </w:hyperlink>
+      <w:r>
+        <w:rPr>
+          <w:lang w:val="pt_PT" w:bidi="pt_PT"/>
+        </w:rPr>
+        <w:t>42</w:t>
+      </w:r>
       <w:r>
         <w:rPr>
           <w:lang w:val="pt_PT" w:bidi="pt_PT"/>
         </w:rPr>
         <w:t xml:space="preserve">; </w:t>
       </w:r>
-      <w:hyperlink r:id="rId98">
-        <w:r>
-          <w:rPr>
-            <w:lang w:val="pt_PT" w:bidi="pt_PT"/>
-          </w:rPr>
-          <w:rPr>
-            <w:color w:val="0000EE"/>
-            <w:u w:val="single"/>
-          </w:rPr>
-          <w:t>44–45</w:t>
-        </w:r>
-      </w:hyperlink>
+      <w:r>
+        <w:rPr>
+          <w:lang w:val="pt_PT" w:bidi="pt_PT"/>
+        </w:rPr>
+        <w:t>44–45</w:t>
+      </w:r>
       <w:r>
         <w:rPr>
           <w:lang w:val="pt_PT" w:bidi="pt_PT"/>
         </w:rPr>
         <w:t xml:space="preserve">; </w:t>
       </w:r>
-      <w:hyperlink r:id="rId99">
-        <w:r>
-          <w:rPr>
-            <w:lang w:val="pt_PT" w:bidi="pt_PT"/>
-          </w:rPr>
-          <w:rPr>
-            <w:color w:val="0000EE"/>
-            <w:u w:val="single"/>
-          </w:rPr>
-          <w:t>52–55</w:t>
-        </w:r>
-      </w:hyperlink>
+      <w:r>
+        <w:rPr>
+          <w:lang w:val="pt_PT" w:bidi="pt_PT"/>
+        </w:rPr>
+        <w:t>52–55</w:t>
+      </w:r>
       <w:r>
         <w:rPr>
           <w:lang w:val="pt_PT" w:bidi="pt_PT"/>
         </w:rPr>
         <w:t xml:space="preserve">; </w:t>
       </w:r>
-      <w:hyperlink r:id="rId100">
-        <w:r>
-          <w:rPr>
-            <w:lang w:val="pt_PT" w:bidi="pt_PT"/>
-          </w:rPr>
-          <w:rPr>
-            <w:color w:val="0000EE"/>
-            <w:u w:val="single"/>
-          </w:rPr>
-          <w:t>74</w:t>
-        </w:r>
-      </w:hyperlink>
+      <w:r>
+        <w:rPr>
+          <w:lang w:val="pt_PT" w:bidi="pt_PT"/>
+        </w:rPr>
+        <w:t>74</w:t>
+      </w:r>
       <w:r>
         <w:rPr>
           <w:lang w:val="pt_PT" w:bidi="pt_PT"/>
         </w:rPr>
         <w:t xml:space="preserve">; </w:t>
       </w:r>
-      <w:hyperlink r:id="rId101">
-        <w:r>
-          <w:rPr>
-            <w:lang w:val="pt_PT" w:bidi="pt_PT"/>
-          </w:rPr>
-          <w:rPr>
-            <w:color w:val="0000EE"/>
-            <w:u w:val="single"/>
-          </w:rPr>
-          <w:t>88–89</w:t>
-        </w:r>
-      </w:hyperlink>
+      <w:r>
+        <w:rPr>
+          <w:lang w:val="pt_PT" w:bidi="pt_PT"/>
+        </w:rPr>
+        <w:t>88–89</w:t>
+      </w:r>
       <w:r>
         <w:rPr>
           <w:lang w:val="pt_PT" w:bidi="pt_PT"/>
         </w:rPr>
         <w:t xml:space="preserve">), miktam (“salmo” ou “cântico”: </w:t>
       </w:r>
-      <w:hyperlink r:id="rId102">
-        <w:r>
-          <w:rPr>
-            <w:lang w:val="pt_PT" w:bidi="pt_PT"/>
-          </w:rPr>
-          <w:rPr>
-            <w:color w:val="0000EE"/>
-            <w:u w:val="single"/>
-          </w:rPr>
-          <w:t>Sl 16</w:t>
-        </w:r>
-      </w:hyperlink>
+      <w:r>
+        <w:rPr>
+          <w:lang w:val="pt_PT" w:bidi="pt_PT"/>
+        </w:rPr>
+        <w:t>Sl 16</w:t>
+      </w:r>
       <w:r>
         <w:rPr>
           <w:lang w:val="pt_PT" w:bidi="pt_PT"/>
         </w:rPr>
         <w:t xml:space="preserve">; </w:t>
       </w:r>
-      <w:hyperlink r:id="rId103">
-        <w:r>
-          <w:rPr>
-            <w:lang w:val="pt_PT" w:bidi="pt_PT"/>
-          </w:rPr>
-          <w:rPr>
-            <w:color w:val="0000EE"/>
-            <w:u w:val="single"/>
-          </w:rPr>
-          <w:t>56–60</w:t>
-        </w:r>
-      </w:hyperlink>
+      <w:r>
+        <w:rPr>
+          <w:lang w:val="pt_PT" w:bidi="pt_PT"/>
+        </w:rPr>
+        <w:t>56–60</w:t>
+      </w:r>
       <w:r>
         <w:rPr>
           <w:lang w:val="pt_PT" w:bidi="pt_PT"/>
         </w:rPr>
         <w:t xml:space="preserve">), shir (“canção”: </w:t>
       </w:r>
-      <w:hyperlink r:id="rId104">
-        <w:r>
-          <w:rPr>
-            <w:lang w:val="pt_PT" w:bidi="pt_PT"/>
-          </w:rPr>
-          <w:rPr>
-            <w:color w:val="0000EE"/>
-            <w:u w:val="single"/>
-          </w:rPr>
-          <w:t>Sl 45</w:t>
-        </w:r>
-      </w:hyperlink>
+      <w:r>
+        <w:rPr>
+          <w:lang w:val="pt_PT" w:bidi="pt_PT"/>
+        </w:rPr>
+        <w:t>Sl 45</w:t>
+      </w:r>
       <w:r>
         <w:rPr>
           <w:lang w:val="pt_PT" w:bidi="pt_PT"/>
         </w:rPr>
         <w:t xml:space="preserve">; </w:t>
       </w:r>
-      <w:hyperlink r:id="rId105">
-        <w:r>
-          <w:rPr>
-            <w:lang w:val="pt_PT" w:bidi="pt_PT"/>
-          </w:rPr>
-          <w:rPr>
-            <w:color w:val="0000EE"/>
-            <w:u w:val="single"/>
-          </w:rPr>
-          <w:t>120–135</w:t>
-        </w:r>
-      </w:hyperlink>
+      <w:r>
+        <w:rPr>
+          <w:lang w:val="pt_PT" w:bidi="pt_PT"/>
+        </w:rPr>
+        <w:t>120–135</w:t>
+      </w:r>
       <w:r>
         <w:rPr>
           <w:lang w:val="pt_PT" w:bidi="pt_PT"/>
         </w:rPr>
         <w:t xml:space="preserve">), shiggayon (“salmo”, um termo genérico ou musical: </w:t>
       </w:r>
-      <w:hyperlink r:id="rId76">
-        <w:r>
-          <w:rPr>
-            <w:lang w:val="pt_PT" w:bidi="pt_PT"/>
-          </w:rPr>
-          <w:rPr>
-            <w:color w:val="0000EE"/>
-            <w:u w:val="single"/>
-          </w:rPr>
-          <w:t>Sl 7</w:t>
-        </w:r>
-      </w:hyperlink>
+      <w:r>
+        <w:rPr>
+          <w:lang w:val="pt_PT" w:bidi="pt_PT"/>
+        </w:rPr>
+        <w:t>Sl 7</w:t>
+      </w:r>
       <w:r>
         <w:rPr>
           <w:lang w:val="pt_PT" w:bidi="pt_PT"/>
         </w:rPr>
         <w:t xml:space="preserve">), tepillah (“oração”: </w:t>
       </w:r>
-      <w:hyperlink r:id="rId106">
-        <w:r>
-          <w:rPr>
-            <w:lang w:val="pt_PT" w:bidi="pt_PT"/>
-          </w:rPr>
-          <w:rPr>
-            <w:color w:val="0000EE"/>
-            <w:u w:val="single"/>
-          </w:rPr>
-          <w:t>Sl 17</w:t>
-        </w:r>
-      </w:hyperlink>
+      <w:r>
+        <w:rPr>
+          <w:lang w:val="pt_PT" w:bidi="pt_PT"/>
+        </w:rPr>
+        <w:t>Sl 17</w:t>
+      </w:r>
       <w:r>
         <w:rPr>
           <w:lang w:val="pt_PT" w:bidi="pt_PT"/>
         </w:rPr>
         <w:t xml:space="preserve">; </w:t>
       </w:r>
-      <w:hyperlink r:id="rId37">
-        <w:r>
-          <w:rPr>
-            <w:lang w:val="pt_PT" w:bidi="pt_PT"/>
-          </w:rPr>
-          <w:rPr>
-            <w:color w:val="0000EE"/>
-            <w:u w:val="single"/>
-          </w:rPr>
-          <w:t>86</w:t>
-        </w:r>
-      </w:hyperlink>
+      <w:r>
+        <w:rPr>
+          <w:lang w:val="pt_PT" w:bidi="pt_PT"/>
+        </w:rPr>
+        <w:t>86</w:t>
+      </w:r>
       <w:r>
         <w:rPr>
           <w:lang w:val="pt_PT" w:bidi="pt_PT"/>
         </w:rPr>
         <w:t xml:space="preserve">; </w:t>
       </w:r>
-      <w:hyperlink r:id="rId71">
-        <w:r>
-          <w:rPr>
-            <w:lang w:val="pt_PT" w:bidi="pt_PT"/>
-          </w:rPr>
-          <w:rPr>
-            <w:color w:val="0000EE"/>
-            <w:u w:val="single"/>
-          </w:rPr>
-          <w:t>90</w:t>
-        </w:r>
-      </w:hyperlink>
+      <w:r>
+        <w:rPr>
+          <w:lang w:val="pt_PT" w:bidi="pt_PT"/>
+        </w:rPr>
+        <w:t>90</w:t>
+      </w:r>
       <w:r>
         <w:rPr>
           <w:lang w:val="pt_PT" w:bidi="pt_PT"/>
         </w:rPr>
         <w:t xml:space="preserve">), tehillah (“salmo de louvor”: </w:t>
       </w:r>
-      <w:hyperlink r:id="rId56">
-        <w:r>
-          <w:rPr>
-            <w:lang w:val="pt_PT" w:bidi="pt_PT"/>
-          </w:rPr>
-          <w:rPr>
-            <w:color w:val="0000EE"/>
-            <w:u w:val="single"/>
-          </w:rPr>
-          <w:t>Sl 145</w:t>
-        </w:r>
-      </w:hyperlink>
+      <w:r>
+        <w:rPr>
+          <w:lang w:val="pt_PT" w:bidi="pt_PT"/>
+        </w:rPr>
+        <w:t>Sl 145</w:t>
+      </w:r>
       <w:r>
         <w:rPr>
           <w:lang w:val="pt_PT" w:bidi="pt_PT"/>
         </w:rPr>
         <w:t xml:space="preserve">), higgayon (“meditação”, significado desconhecido: </w:t>
       </w:r>
-      <w:hyperlink r:id="rId107">
-        <w:r>
-          <w:rPr>
-            <w:lang w:val="pt_PT" w:bidi="pt_PT"/>
-          </w:rPr>
-          <w:rPr>
-            <w:color w:val="0000EE"/>
-            <w:u w:val="single"/>
-          </w:rPr>
-          <w:t>Sl 9.16</w:t>
-        </w:r>
-      </w:hyperlink>
+      <w:r>
+        <w:rPr>
+          <w:lang w:val="pt_PT" w:bidi="pt_PT"/>
+        </w:rPr>
+        <w:t>Sl 9.16</w:t>
+      </w:r>
       <w:r>
         <w:rPr>
           <w:lang w:val="pt_PT" w:bidi="pt_PT"/>
         </w:rPr>
         <w:t xml:space="preserve">), e todah (“salmo de ação de graças”: </w:t>
       </w:r>
-      <w:hyperlink r:id="rId42">
-        <w:r>
-          <w:rPr>
-            <w:lang w:val="pt_PT" w:bidi="pt_PT"/>
-          </w:rPr>
-          <w:rPr>
-            <w:color w:val="0000EE"/>
-            <w:u w:val="single"/>
-          </w:rPr>
-          <w:t>Sl 100</w:t>
-        </w:r>
-      </w:hyperlink>
+      <w:r>
+        <w:rPr>
+          <w:lang w:val="pt_PT" w:bidi="pt_PT"/>
+        </w:rPr>
+        <w:t>Sl 100</w:t>
+      </w:r>
       <w:r>
         <w:rPr>
           <w:lang w:val="pt_PT" w:bidi="pt_PT"/>
@@ -3401,162 +2555,108 @@
         </w:rPr>
         <w:t>Salmos de sabedoria ou instrutivos (</w:t>
       </w:r>
-      <w:hyperlink r:id="rId14">
-        <w:r>
-          <w:rPr>
-            <w:lang w:val="pt_PT" w:bidi="pt_PT"/>
-          </w:rPr>
-          <w:rPr>
-            <w:color w:val="0000EE"/>
-            <w:u w:val="single"/>
-          </w:rPr>
-          <w:t>Sl 1</w:t>
-        </w:r>
-      </w:hyperlink>
+      <w:r>
+        <w:rPr>
+          <w:lang w:val="pt_PT" w:bidi="pt_PT"/>
+        </w:rPr>
+        <w:t>Sl 1</w:t>
+      </w:r>
       <w:r>
         <w:rPr>
           <w:lang w:val="pt_PT" w:bidi="pt_PT"/>
         </w:rPr>
         <w:t xml:space="preserve">, </w:t>
       </w:r>
-      <w:hyperlink r:id="rId108">
-        <w:r>
-          <w:rPr>
-            <w:lang w:val="pt_PT" w:bidi="pt_PT"/>
-          </w:rPr>
-          <w:rPr>
-            <w:color w:val="0000EE"/>
-            <w:u w:val="single"/>
-          </w:rPr>
-          <w:t>15</w:t>
-        </w:r>
-      </w:hyperlink>
+      <w:r>
+        <w:rPr>
+          <w:lang w:val="pt_PT" w:bidi="pt_PT"/>
+        </w:rPr>
+        <w:t>15</w:t>
+      </w:r>
       <w:r>
         <w:rPr>
           <w:lang w:val="pt_PT" w:bidi="pt_PT"/>
         </w:rPr>
         <w:t xml:space="preserve">, </w:t>
       </w:r>
-      <w:hyperlink r:id="rId109">
-        <w:r>
-          <w:rPr>
-            <w:lang w:val="pt_PT" w:bidi="pt_PT"/>
-          </w:rPr>
-          <w:rPr>
-            <w:color w:val="0000EE"/>
-            <w:u w:val="single"/>
-          </w:rPr>
-          <w:t>24</w:t>
-        </w:r>
-      </w:hyperlink>
+      <w:r>
+        <w:rPr>
+          <w:lang w:val="pt_PT" w:bidi="pt_PT"/>
+        </w:rPr>
+        <w:t>24</w:t>
+      </w:r>
       <w:r>
         <w:rPr>
           <w:lang w:val="pt_PT" w:bidi="pt_PT"/>
         </w:rPr>
         <w:t xml:space="preserve">, </w:t>
       </w:r>
-      <w:hyperlink r:id="rId110">
-        <w:r>
-          <w:rPr>
-            <w:lang w:val="pt_PT" w:bidi="pt_PT"/>
-          </w:rPr>
-          <w:rPr>
-            <w:color w:val="0000EE"/>
-            <w:u w:val="single"/>
-          </w:rPr>
-          <w:t>33</w:t>
-        </w:r>
-      </w:hyperlink>
+      <w:r>
+        <w:rPr>
+          <w:lang w:val="pt_PT" w:bidi="pt_PT"/>
+        </w:rPr>
+        <w:t>33</w:t>
+      </w:r>
       <w:r>
         <w:rPr>
           <w:lang w:val="pt_PT" w:bidi="pt_PT"/>
         </w:rPr>
         <w:t xml:space="preserve">, </w:t>
       </w:r>
-      <w:hyperlink r:id="rId78">
-        <w:r>
-          <w:rPr>
-            <w:lang w:val="pt_PT" w:bidi="pt_PT"/>
-          </w:rPr>
-          <w:rPr>
-            <w:color w:val="0000EE"/>
-            <w:u w:val="single"/>
-          </w:rPr>
-          <w:t>34</w:t>
-        </w:r>
-      </w:hyperlink>
+      <w:r>
+        <w:rPr>
+          <w:lang w:val="pt_PT" w:bidi="pt_PT"/>
+        </w:rPr>
+        <w:t>34</w:t>
+      </w:r>
       <w:r>
         <w:rPr>
           <w:lang w:val="pt_PT" w:bidi="pt_PT"/>
         </w:rPr>
         <w:t xml:space="preserve">, </w:t>
       </w:r>
-      <w:hyperlink r:id="rId111">
-        <w:r>
-          <w:rPr>
-            <w:lang w:val="pt_PT" w:bidi="pt_PT"/>
-          </w:rPr>
-          <w:rPr>
-            <w:color w:val="0000EE"/>
-            <w:u w:val="single"/>
-          </w:rPr>
-          <w:t>37</w:t>
-        </w:r>
-      </w:hyperlink>
+      <w:r>
+        <w:rPr>
+          <w:lang w:val="pt_PT" w:bidi="pt_PT"/>
+        </w:rPr>
+        <w:t>37</w:t>
+      </w:r>
       <w:r>
         <w:rPr>
           <w:lang w:val="pt_PT" w:bidi="pt_PT"/>
         </w:rPr>
         <w:t xml:space="preserve">, </w:t>
       </w:r>
-      <w:hyperlink r:id="rId38">
-        <w:r>
-          <w:rPr>
-            <w:lang w:val="pt_PT" w:bidi="pt_PT"/>
-          </w:rPr>
-          <w:rPr>
-            <w:color w:val="0000EE"/>
-            <w:u w:val="single"/>
-          </w:rPr>
-          <w:t>73</w:t>
-        </w:r>
-      </w:hyperlink>
+      <w:r>
+        <w:rPr>
+          <w:lang w:val="pt_PT" w:bidi="pt_PT"/>
+        </w:rPr>
+        <w:t>73</w:t>
+      </w:r>
       <w:r>
         <w:rPr>
           <w:lang w:val="pt_PT" w:bidi="pt_PT"/>
         </w:rPr>
         <w:t xml:space="preserve">, </w:t>
       </w:r>
-      <w:hyperlink r:id="rId71">
-        <w:r>
-          <w:rPr>
-            <w:lang w:val="pt_PT" w:bidi="pt_PT"/>
-          </w:rPr>
-          <w:rPr>
-            <w:color w:val="0000EE"/>
-            <w:u w:val="single"/>
-          </w:rPr>
-          <w:t>90</w:t>
-        </w:r>
-      </w:hyperlink>
+      <w:r>
+        <w:rPr>
+          <w:lang w:val="pt_PT" w:bidi="pt_PT"/>
+        </w:rPr>
+        <w:t>90</w:t>
+      </w:r>
       <w:r>
         <w:rPr>
           <w:lang w:val="pt_PT" w:bidi="pt_PT"/>
         </w:rPr>
         <w:t xml:space="preserve">, </w:t>
       </w:r>
-      <w:hyperlink r:id="rId52">
-        <w:r>
-          <w:rPr>
-            <w:lang w:val="pt_PT" w:bidi="pt_PT"/>
-          </w:rPr>
-          <w:rPr>
-            <w:color w:val="0000EE"/>
-            <w:u w:val="single"/>
-          </w:rPr>
-          <w:t>107</w:t>
-        </w:r>
-      </w:hyperlink>
+      <w:r>
+        <w:rPr>
+          <w:lang w:val="pt_PT" w:bidi="pt_PT"/>
+        </w:rPr>
+        <w:t>107</w:t>
+      </w:r>
       <w:r>
         <w:rPr>
           <w:lang w:val="pt_PT" w:bidi="pt_PT"/>
@@ -3599,108 +2699,72 @@
         </w:rPr>
         <w:t>Hinos de louvor ou agradecimento (</w:t>
       </w:r>
-      <w:hyperlink r:id="rId112">
-        <w:r>
-          <w:rPr>
-            <w:lang w:val="pt_PT" w:bidi="pt_PT"/>
-          </w:rPr>
-          <w:rPr>
-            <w:color w:val="0000EE"/>
-            <w:u w:val="single"/>
-          </w:rPr>
-          <w:t>Sl 8</w:t>
-        </w:r>
-      </w:hyperlink>
+      <w:r>
+        <w:rPr>
+          <w:lang w:val="pt_PT" w:bidi="pt_PT"/>
+        </w:rPr>
+        <w:t>Sl 8</w:t>
+      </w:r>
       <w:r>
         <w:rPr>
           <w:lang w:val="pt_PT" w:bidi="pt_PT"/>
         </w:rPr>
         <w:t xml:space="preserve">, </w:t>
       </w:r>
-      <w:hyperlink r:id="rId113">
-        <w:r>
-          <w:rPr>
-            <w:lang w:val="pt_PT" w:bidi="pt_PT"/>
-          </w:rPr>
-          <w:rPr>
-            <w:color w:val="0000EE"/>
-            <w:u w:val="single"/>
-          </w:rPr>
-          <w:t>19</w:t>
-        </w:r>
-      </w:hyperlink>
+      <w:r>
+        <w:rPr>
+          <w:lang w:val="pt_PT" w:bidi="pt_PT"/>
+        </w:rPr>
+        <w:t>19</w:t>
+      </w:r>
       <w:r>
         <w:rPr>
           <w:lang w:val="pt_PT" w:bidi="pt_PT"/>
         </w:rPr>
         <w:t xml:space="preserve">, </w:t>
       </w:r>
-      <w:hyperlink r:id="rId114">
-        <w:r>
-          <w:rPr>
-            <w:lang w:val="pt_PT" w:bidi="pt_PT"/>
-          </w:rPr>
-          <w:rPr>
-            <w:color w:val="0000EE"/>
-            <w:u w:val="single"/>
-          </w:rPr>
-          <w:t>29</w:t>
-        </w:r>
-      </w:hyperlink>
+      <w:r>
+        <w:rPr>
+          <w:lang w:val="pt_PT" w:bidi="pt_PT"/>
+        </w:rPr>
+        <w:t>29</w:t>
+      </w:r>
       <w:r>
         <w:rPr>
           <w:lang w:val="pt_PT" w:bidi="pt_PT"/>
         </w:rPr>
         <w:t xml:space="preserve">, </w:t>
       </w:r>
-      <w:hyperlink r:id="rId115">
-        <w:r>
-          <w:rPr>
-            <w:lang w:val="pt_PT" w:bidi="pt_PT"/>
-          </w:rPr>
-          <w:rPr>
-            <w:color w:val="0000EE"/>
-            <w:u w:val="single"/>
-          </w:rPr>
-          <w:t>65</w:t>
-        </w:r>
-      </w:hyperlink>
+      <w:r>
+        <w:rPr>
+          <w:lang w:val="pt_PT" w:bidi="pt_PT"/>
+        </w:rPr>
+        <w:t>65</w:t>
+      </w:r>
       <w:r>
         <w:rPr>
           <w:lang w:val="pt_PT" w:bidi="pt_PT"/>
         </w:rPr>
         <w:t xml:space="preserve">, </w:t>
       </w:r>
-      <w:hyperlink r:id="rId116">
-        <w:r>
-          <w:rPr>
-            <w:lang w:val="pt_PT" w:bidi="pt_PT"/>
-          </w:rPr>
-          <w:rPr>
-            <w:color w:val="0000EE"/>
-            <w:u w:val="single"/>
-          </w:rPr>
-          <w:t>67</w:t>
-        </w:r>
-      </w:hyperlink>
+      <w:r>
+        <w:rPr>
+          <w:lang w:val="pt_PT" w:bidi="pt_PT"/>
+        </w:rPr>
+        <w:t>67</w:t>
+      </w:r>
       <w:r>
         <w:rPr>
           <w:lang w:val="pt_PT" w:bidi="pt_PT"/>
         </w:rPr>
         <w:t xml:space="preserve">, </w:t>
       </w:r>
-      <w:hyperlink r:id="rId61">
-        <w:r>
-          <w:rPr>
-            <w:lang w:val="pt_PT" w:bidi="pt_PT"/>
-          </w:rPr>
-          <w:rPr>
-            <w:color w:val="0000EE"/>
-            <w:u w:val="single"/>
-          </w:rPr>
-          <w:t>114</w:t>
-        </w:r>
-      </w:hyperlink>
+      <w:r>
+        <w:rPr>
+          <w:lang w:val="pt_PT" w:bidi="pt_PT"/>
+        </w:rPr>
+        <w:t>114</w:t>
+      </w:r>
       <w:r>
         <w:rPr>
           <w:lang w:val="pt_PT" w:bidi="pt_PT"/>
@@ -3721,252 +2785,168 @@
         </w:rPr>
         <w:t>Os salmos de louvor incluem vários subgêneros, como salmos “reais” sobre o rei (</w:t>
       </w:r>
-      <w:hyperlink r:id="rId15">
-        <w:r>
-          <w:rPr>
-            <w:lang w:val="pt_PT" w:bidi="pt_PT"/>
-          </w:rPr>
-          <w:rPr>
-            <w:color w:val="0000EE"/>
-            <w:u w:val="single"/>
-          </w:rPr>
-          <w:t>Sl 2</w:t>
-        </w:r>
-      </w:hyperlink>
+      <w:r>
+        <w:rPr>
+          <w:lang w:val="pt_PT" w:bidi="pt_PT"/>
+        </w:rPr>
+        <w:t>Sl 2</w:t>
+      </w:r>
       <w:r>
         <w:rPr>
           <w:lang w:val="pt_PT" w:bidi="pt_PT"/>
         </w:rPr>
         <w:t xml:space="preserve">, </w:t>
       </w:r>
-      <w:hyperlink r:id="rId104">
-        <w:r>
-          <w:rPr>
-            <w:lang w:val="pt_PT" w:bidi="pt_PT"/>
-          </w:rPr>
-          <w:rPr>
-            <w:color w:val="0000EE"/>
-            <w:u w:val="single"/>
-          </w:rPr>
-          <w:t>45</w:t>
-        </w:r>
-      </w:hyperlink>
+      <w:r>
+        <w:rPr>
+          <w:lang w:val="pt_PT" w:bidi="pt_PT"/>
+        </w:rPr>
+        <w:t>45</w:t>
+      </w:r>
       <w:r>
         <w:rPr>
           <w:lang w:val="pt_PT" w:bidi="pt_PT"/>
         </w:rPr>
         <w:t xml:space="preserve">, </w:t>
       </w:r>
-      <w:hyperlink r:id="rId31">
-        <w:r>
-          <w:rPr>
-            <w:lang w:val="pt_PT" w:bidi="pt_PT"/>
-          </w:rPr>
-          <w:rPr>
-            <w:color w:val="0000EE"/>
-            <w:u w:val="single"/>
-          </w:rPr>
-          <w:t>72</w:t>
-        </w:r>
-      </w:hyperlink>
+      <w:r>
+        <w:rPr>
+          <w:lang w:val="pt_PT" w:bidi="pt_PT"/>
+        </w:rPr>
+        <w:t>72</w:t>
+      </w:r>
       <w:r>
         <w:rPr>
           <w:lang w:val="pt_PT" w:bidi="pt_PT"/>
         </w:rPr>
         <w:t xml:space="preserve">, </w:t>
       </w:r>
-      <w:hyperlink r:id="rId39">
-        <w:r>
-          <w:rPr>
-            <w:lang w:val="pt_PT" w:bidi="pt_PT"/>
-          </w:rPr>
-          <w:rPr>
-            <w:color w:val="0000EE"/>
-            <w:u w:val="single"/>
-          </w:rPr>
-          <w:t>89</w:t>
-        </w:r>
-      </w:hyperlink>
+      <w:r>
+        <w:rPr>
+          <w:lang w:val="pt_PT" w:bidi="pt_PT"/>
+        </w:rPr>
+        <w:t>89</w:t>
+      </w:r>
       <w:r>
         <w:rPr>
           <w:lang w:val="pt_PT" w:bidi="pt_PT"/>
         </w:rPr>
         <w:t xml:space="preserve">, </w:t>
       </w:r>
-      <w:hyperlink r:id="rId117">
-        <w:r>
-          <w:rPr>
-            <w:lang w:val="pt_PT" w:bidi="pt_PT"/>
-          </w:rPr>
-          <w:rPr>
-            <w:color w:val="0000EE"/>
-            <w:u w:val="single"/>
-          </w:rPr>
-          <w:t>110</w:t>
-        </w:r>
-      </w:hyperlink>
+      <w:r>
+        <w:rPr>
+          <w:lang w:val="pt_PT" w:bidi="pt_PT"/>
+        </w:rPr>
+        <w:t>110</w:t>
+      </w:r>
       <w:r>
         <w:rPr>
           <w:lang w:val="pt_PT" w:bidi="pt_PT"/>
         </w:rPr>
         <w:t>); salmos que atribuem realeza ao Senhor (</w:t>
       </w:r>
-      <w:hyperlink r:id="rId118">
-        <w:r>
-          <w:rPr>
-            <w:lang w:val="pt_PT" w:bidi="pt_PT"/>
-          </w:rPr>
-          <w:rPr>
-            <w:color w:val="0000EE"/>
-            <w:u w:val="single"/>
-          </w:rPr>
-          <w:t>Sl 93</w:t>
-        </w:r>
-      </w:hyperlink>
+      <w:r>
+        <w:rPr>
+          <w:lang w:val="pt_PT" w:bidi="pt_PT"/>
+        </w:rPr>
+        <w:t>Sl 93</w:t>
+      </w:r>
       <w:r>
         <w:rPr>
           <w:lang w:val="pt_PT" w:bidi="pt_PT"/>
         </w:rPr>
         <w:t xml:space="preserve">, </w:t>
       </w:r>
-      <w:hyperlink r:id="rId119">
-        <w:r>
-          <w:rPr>
-            <w:lang w:val="pt_PT" w:bidi="pt_PT"/>
-          </w:rPr>
-          <w:rPr>
-            <w:color w:val="0000EE"/>
-            <w:u w:val="single"/>
-          </w:rPr>
-          <w:t>95–99</w:t>
-        </w:r>
-      </w:hyperlink>
+      <w:r>
+        <w:rPr>
+          <w:lang w:val="pt_PT" w:bidi="pt_PT"/>
+        </w:rPr>
+        <w:t>95–99</w:t>
+      </w:r>
       <w:r>
         <w:rPr>
           <w:lang w:val="pt_PT" w:bidi="pt_PT"/>
         </w:rPr>
         <w:t>); hinos sobre a criação (</w:t>
       </w:r>
-      <w:hyperlink r:id="rId113">
-        <w:r>
-          <w:rPr>
-            <w:lang w:val="pt_PT" w:bidi="pt_PT"/>
-          </w:rPr>
-          <w:rPr>
-            <w:color w:val="0000EE"/>
-            <w:u w:val="single"/>
-          </w:rPr>
-          <w:t>Sl 19</w:t>
-        </w:r>
-      </w:hyperlink>
+      <w:r>
+        <w:rPr>
+          <w:lang w:val="pt_PT" w:bidi="pt_PT"/>
+        </w:rPr>
+        <w:t>Sl 19</w:t>
+      </w:r>
       <w:r>
         <w:rPr>
           <w:lang w:val="pt_PT" w:bidi="pt_PT"/>
         </w:rPr>
         <w:t xml:space="preserve">, </w:t>
       </w:r>
-      <w:hyperlink r:id="rId114">
-        <w:r>
-          <w:rPr>
-            <w:lang w:val="pt_PT" w:bidi="pt_PT"/>
-          </w:rPr>
-          <w:rPr>
-            <w:color w:val="0000EE"/>
-            <w:u w:val="single"/>
-          </w:rPr>
-          <w:t>29</w:t>
-        </w:r>
-      </w:hyperlink>
+      <w:r>
+        <w:rPr>
+          <w:lang w:val="pt_PT" w:bidi="pt_PT"/>
+        </w:rPr>
+        <w:t>29</w:t>
+      </w:r>
       <w:r>
         <w:rPr>
           <w:lang w:val="pt_PT" w:bidi="pt_PT"/>
         </w:rPr>
         <w:t xml:space="preserve">, </w:t>
       </w:r>
-      <w:hyperlink r:id="rId120">
-        <w:r>
-          <w:rPr>
-            <w:lang w:val="pt_PT" w:bidi="pt_PT"/>
-          </w:rPr>
-          <w:rPr>
-            <w:color w:val="0000EE"/>
-            <w:u w:val="single"/>
-          </w:rPr>
-          <w:t>104</w:t>
-        </w:r>
-      </w:hyperlink>
+      <w:r>
+        <w:rPr>
+          <w:lang w:val="pt_PT" w:bidi="pt_PT"/>
+        </w:rPr>
+        <w:t>104</w:t>
+      </w:r>
       <w:r>
         <w:rPr>
           <w:lang w:val="pt_PT" w:bidi="pt_PT"/>
         </w:rPr>
         <w:t>); e hinos sobre Sião (</w:t>
       </w:r>
-      <w:hyperlink r:id="rId121">
-        <w:r>
-          <w:rPr>
-            <w:lang w:val="pt_PT" w:bidi="pt_PT"/>
-          </w:rPr>
-          <w:rPr>
-            <w:color w:val="0000EE"/>
-            <w:u w:val="single"/>
-          </w:rPr>
-          <w:t>Sl 46</w:t>
-        </w:r>
-      </w:hyperlink>
+      <w:r>
+        <w:rPr>
+          <w:lang w:val="pt_PT" w:bidi="pt_PT"/>
+        </w:rPr>
+        <w:t>Sl 46</w:t>
+      </w:r>
       <w:r>
         <w:rPr>
           <w:lang w:val="pt_PT" w:bidi="pt_PT"/>
         </w:rPr>
         <w:t xml:space="preserve">, </w:t>
       </w:r>
-      <w:hyperlink r:id="rId122">
-        <w:r>
-          <w:rPr>
-            <w:lang w:val="pt_PT" w:bidi="pt_PT"/>
-          </w:rPr>
-          <w:rPr>
-            <w:color w:val="0000EE"/>
-            <w:u w:val="single"/>
-          </w:rPr>
-          <w:t>48</w:t>
-        </w:r>
-      </w:hyperlink>
+      <w:r>
+        <w:rPr>
+          <w:lang w:val="pt_PT" w:bidi="pt_PT"/>
+        </w:rPr>
+        <w:t>48</w:t>
+      </w:r>
       <w:r>
         <w:rPr>
           <w:lang w:val="pt_PT" w:bidi="pt_PT"/>
         </w:rPr>
         <w:t xml:space="preserve">, </w:t>
       </w:r>
-      <w:hyperlink r:id="rId123">
-        <w:r>
-          <w:rPr>
-            <w:lang w:val="pt_PT" w:bidi="pt_PT"/>
-          </w:rPr>
-          <w:rPr>
-            <w:color w:val="0000EE"/>
-            <w:u w:val="single"/>
-          </w:rPr>
-          <w:t>84</w:t>
-        </w:r>
-      </w:hyperlink>
+      <w:r>
+        <w:rPr>
+          <w:lang w:val="pt_PT" w:bidi="pt_PT"/>
+        </w:rPr>
+        <w:t>84</w:t>
+      </w:r>
       <w:r>
         <w:rPr>
           <w:lang w:val="pt_PT" w:bidi="pt_PT"/>
         </w:rPr>
         <w:t xml:space="preserve">, </w:t>
       </w:r>
-      <w:hyperlink r:id="rId68">
-        <w:r>
-          <w:rPr>
-            <w:lang w:val="pt_PT" w:bidi="pt_PT"/>
-          </w:rPr>
-          <w:rPr>
-            <w:color w:val="0000EE"/>
-            <w:u w:val="single"/>
-          </w:rPr>
-          <w:t>87</w:t>
-        </w:r>
-      </w:hyperlink>
+      <w:r>
+        <w:rPr>
+          <w:lang w:val="pt_PT" w:bidi="pt_PT"/>
+        </w:rPr>
+        <w:t>87</w:t>
+      </w:r>
       <w:r>
         <w:rPr>
           <w:lang w:val="pt_PT" w:bidi="pt_PT"/>
@@ -3987,18 +2967,12 @@
         </w:rPr>
         <w:t xml:space="preserve">Outra maneira de ler os salmos é baseada no movimento em muitos salmos da instrução para um problema e de um problema para uma renovação no compromisso e caráter. O Saltério, como uma coleção de cinco livros, é em grande parte instrutivo por natureza. É "instrução" (torah; veja </w:t>
       </w:r>
-      <w:hyperlink r:id="rId124">
-        <w:r>
-          <w:rPr>
-            <w:lang w:val="pt_PT" w:bidi="pt_PT"/>
-          </w:rPr>
-          <w:rPr>
-            <w:color w:val="0000EE"/>
-            <w:u w:val="single"/>
-          </w:rPr>
-          <w:t>1.2</w:t>
-        </w:r>
-      </w:hyperlink>
+      <w:r>
+        <w:rPr>
+          <w:lang w:val="pt_PT" w:bidi="pt_PT"/>
+        </w:rPr>
+        <w:t>1.2</w:t>
+      </w:r>
       <w:r>
         <w:rPr>
           <w:lang w:val="pt_PT" w:bidi="pt_PT"/>
@@ -4030,72 +3004,48 @@
         </w:rPr>
         <w:t>O livro dos Salmos contém muitas informações sobre a criação musical na antiga Israel. A maioria dos salmos são cânticos de louvor, agradecimento, oração e arrependimento. Alguns dos salmos eram usados em ocasiões específicas, como na Páscoa (</w:t>
       </w:r>
-      <w:hyperlink r:id="rId46">
-        <w:r>
-          <w:rPr>
-            <w:lang w:val="pt_PT" w:bidi="pt_PT"/>
-          </w:rPr>
-          <w:rPr>
-            <w:color w:val="0000EE"/>
-            <w:u w:val="single"/>
-          </w:rPr>
-          <w:t>Sl 113–118</w:t>
-        </w:r>
-      </w:hyperlink>
+      <w:r>
+        <w:rPr>
+          <w:lang w:val="pt_PT" w:bidi="pt_PT"/>
+        </w:rPr>
+        <w:t>Sl 113–118</w:t>
+      </w:r>
       <w:r>
         <w:rPr>
           <w:lang w:val="pt_PT" w:bidi="pt_PT"/>
         </w:rPr>
         <w:t>), ou durante a jornada para Jerusalém para os festivais anuais (</w:t>
       </w:r>
-      <w:hyperlink r:id="rId49">
-        <w:r>
-          <w:rPr>
-            <w:lang w:val="pt_PT" w:bidi="pt_PT"/>
-          </w:rPr>
-          <w:rPr>
-            <w:color w:val="0000EE"/>
-            <w:u w:val="single"/>
-          </w:rPr>
-          <w:t>Sl 120–134</w:t>
-        </w:r>
-      </w:hyperlink>
+      <w:r>
+        <w:rPr>
+          <w:lang w:val="pt_PT" w:bidi="pt_PT"/>
+        </w:rPr>
+        <w:t>Sl 120–134</w:t>
+      </w:r>
       <w:r>
         <w:rPr>
           <w:lang w:val="pt_PT" w:bidi="pt_PT"/>
         </w:rPr>
         <w:t xml:space="preserve">). Existem também odes históricas que relatam grandes eventos nacionais (por exemplo, </w:t>
       </w:r>
-      <w:hyperlink r:id="rId91">
-        <w:r>
-          <w:rPr>
-            <w:lang w:val="pt_PT" w:bidi="pt_PT"/>
-          </w:rPr>
-          <w:rPr>
-            <w:color w:val="0000EE"/>
-            <w:u w:val="single"/>
-          </w:rPr>
-          <w:t>Sl 30</w:t>
-        </w:r>
-      </w:hyperlink>
+      <w:r>
+        <w:rPr>
+          <w:lang w:val="pt_PT" w:bidi="pt_PT"/>
+        </w:rPr>
+        <w:t>Sl 30</w:t>
+      </w:r>
       <w:r>
         <w:rPr>
           <w:lang w:val="pt_PT" w:bidi="pt_PT"/>
         </w:rPr>
         <w:t xml:space="preserve">, "um cântico para a dedicação do Templo", e </w:t>
       </w:r>
-      <w:hyperlink r:id="rId125">
-        <w:r>
-          <w:rPr>
-            <w:lang w:val="pt_PT" w:bidi="pt_PT"/>
-          </w:rPr>
-          <w:rPr>
-            <w:color w:val="0000EE"/>
-            <w:u w:val="single"/>
-          </w:rPr>
-          <w:t>Sl 137</w:t>
-        </w:r>
-      </w:hyperlink>
+      <w:r>
+        <w:rPr>
+          <w:lang w:val="pt_PT" w:bidi="pt_PT"/>
+        </w:rPr>
+        <w:t>Sl 137</w:t>
+      </w:r>
       <w:r>
         <w:rPr>
           <w:lang w:val="pt_PT" w:bidi="pt_PT"/>
@@ -4141,54 +3091,36 @@
         </w:rPr>
         <w:t xml:space="preserve">Os salmos exemplificam profundidade de caráter, sabedoria, honestidade e autenticidade. No entanto, as orações no Saltério são mais do que modelos a serem seguidos. Elas são instruções de Deus para uma vida justa, parte de sua torah ("instrução"; veja </w:t>
       </w:r>
-      <w:hyperlink r:id="rId14">
-        <w:r>
-          <w:rPr>
-            <w:lang w:val="pt_PT" w:bidi="pt_PT"/>
-          </w:rPr>
-          <w:rPr>
-            <w:color w:val="0000EE"/>
-            <w:u w:val="single"/>
-          </w:rPr>
-          <w:t>Sl 1</w:t>
-        </w:r>
-      </w:hyperlink>
+      <w:r>
+        <w:rPr>
+          <w:lang w:val="pt_PT" w:bidi="pt_PT"/>
+        </w:rPr>
+        <w:t>Sl 1</w:t>
+      </w:r>
       <w:r>
         <w:rPr>
           <w:lang w:val="pt_PT" w:bidi="pt_PT"/>
         </w:rPr>
         <w:t xml:space="preserve">; </w:t>
       </w:r>
-      <w:hyperlink r:id="rId113">
-        <w:r>
-          <w:rPr>
-            <w:lang w:val="pt_PT" w:bidi="pt_PT"/>
-          </w:rPr>
-          <w:rPr>
-            <w:color w:val="0000EE"/>
-            <w:u w:val="single"/>
-          </w:rPr>
-          <w:t>19</w:t>
-        </w:r>
-      </w:hyperlink>
+      <w:r>
+        <w:rPr>
+          <w:lang w:val="pt_PT" w:bidi="pt_PT"/>
+        </w:rPr>
+        <w:t>19</w:t>
+      </w:r>
       <w:r>
         <w:rPr>
           <w:lang w:val="pt_PT" w:bidi="pt_PT"/>
         </w:rPr>
         <w:t xml:space="preserve">; </w:t>
       </w:r>
-      <w:hyperlink r:id="rId47">
-        <w:r>
-          <w:rPr>
-            <w:lang w:val="pt_PT" w:bidi="pt_PT"/>
-          </w:rPr>
-          <w:rPr>
-            <w:color w:val="0000EE"/>
-            <w:u w:val="single"/>
-          </w:rPr>
-          <w:t>119</w:t>
-        </w:r>
-      </w:hyperlink>
+      <w:r>
+        <w:rPr>
+          <w:lang w:val="pt_PT" w:bidi="pt_PT"/>
+        </w:rPr>
+        <w:t>119</w:t>
+      </w:r>
       <w:r>
         <w:rPr>
           <w:lang w:val="pt_PT" w:bidi="pt_PT"/>
@@ -4209,18 +3141,12 @@
         </w:rPr>
         <w:t xml:space="preserve">Os salmistas refletiram sobre a natureza passageira da vida, sobre o sofrimento e sobre os muitos tipos de adversidade que os seres humanos enfrentam. Enquanto os salmistas lidavam com alienação e dor, ansiavam pela presença, provisão e proteção de Deus (por exemplo, </w:t>
       </w:r>
-      <w:hyperlink r:id="rId126">
-        <w:r>
-          <w:rPr>
-            <w:lang w:val="pt_PT" w:bidi="pt_PT"/>
-          </w:rPr>
-          <w:rPr>
-            <w:color w:val="0000EE"/>
-            <w:u w:val="single"/>
-          </w:rPr>
-          <w:t>Sl 23</w:t>
-        </w:r>
-      </w:hyperlink>
+      <w:r>
+        <w:rPr>
+          <w:lang w:val="pt_PT" w:bidi="pt_PT"/>
+        </w:rPr>
+        <w:t>Sl 23</w:t>
+      </w:r>
       <w:r>
         <w:rPr>
           <w:lang w:val="pt_PT" w:bidi="pt_PT"/>
@@ -4241,54 +3167,36 @@
         </w:rPr>
         <w:t xml:space="preserve">O Saltério ilustra as falhas de Israel e da dinastia de Davi. Os melhores dos israelitas piedosos e reis foram incapazes de trazer a felicidade e a paz de que </w:t>
       </w:r>
-      <w:hyperlink r:id="rId14">
-        <w:r>
-          <w:rPr>
-            <w:lang w:val="pt_PT" w:bidi="pt_PT"/>
-          </w:rPr>
-          <w:rPr>
-            <w:color w:val="0000EE"/>
-            <w:u w:val="single"/>
-          </w:rPr>
-          <w:t>Salmos 1</w:t>
-        </w:r>
-      </w:hyperlink>
+      <w:r>
+        <w:rPr>
+          <w:lang w:val="pt_PT" w:bidi="pt_PT"/>
+        </w:rPr>
+        <w:t>Salmos 1</w:t>
+      </w:r>
       <w:r>
         <w:rPr>
           <w:lang w:val="pt_PT" w:bidi="pt_PT"/>
         </w:rPr>
         <w:t xml:space="preserve"> e </w:t>
       </w:r>
-      <w:hyperlink r:id="rId127">
-        <w:r>
-          <w:rPr>
-            <w:lang w:val="pt_PT" w:bidi="pt_PT"/>
-          </w:rPr>
-          <w:rPr>
-            <w:color w:val="0000EE"/>
-            <w:u w:val="single"/>
-          </w:rPr>
-          <w:t>2</w:t>
-        </w:r>
-      </w:hyperlink>
+      <w:r>
+        <w:rPr>
+          <w:lang w:val="pt_PT" w:bidi="pt_PT"/>
+        </w:rPr>
+        <w:t>2</w:t>
+      </w:r>
       <w:r>
         <w:rPr>
           <w:lang w:val="pt_PT" w:bidi="pt_PT"/>
         </w:rPr>
         <w:t xml:space="preserve"> falam (veja também </w:t>
       </w:r>
-      <w:hyperlink r:id="rId31">
-        <w:r>
-          <w:rPr>
-            <w:lang w:val="pt_PT" w:bidi="pt_PT"/>
-          </w:rPr>
-          <w:rPr>
-            <w:color w:val="0000EE"/>
-            <w:u w:val="single"/>
-          </w:rPr>
-          <w:t>Sl 72</w:t>
-        </w:r>
-      </w:hyperlink>
+      <w:r>
+        <w:rPr>
+          <w:lang w:val="pt_PT" w:bidi="pt_PT"/>
+        </w:rPr>
+        <w:t>Sl 72</w:t>
+      </w:r>
       <w:r>
         <w:rPr>
           <w:lang w:val="pt_PT" w:bidi="pt_PT"/>
@@ -4309,324 +3217,216 @@
         </w:rPr>
         <w:t xml:space="preserve">Os salmos preparam o povo de Deus para a vinda de Jesus Cristo como o humano perfeito e rei ideal, o descendente de Davi que possui integridade absoluta. Jesus e os apóstolos compreenderam a vida e o ministério de Jesus à luz dos salmos (veja </w:t>
       </w:r>
-      <w:hyperlink r:id="rId128">
-        <w:r>
-          <w:rPr>
-            <w:lang w:val="pt_PT" w:bidi="pt_PT"/>
-          </w:rPr>
-          <w:rPr>
-            <w:color w:val="0000EE"/>
-            <w:u w:val="single"/>
-          </w:rPr>
-          <w:t>Mt 13.34–35</w:t>
-        </w:r>
-      </w:hyperlink>
+      <w:r>
+        <w:rPr>
+          <w:lang w:val="pt_PT" w:bidi="pt_PT"/>
+        </w:rPr>
+        <w:t>Mt 13.34–35</w:t>
+      </w:r>
       <w:r>
         <w:rPr>
           <w:lang w:val="pt_PT" w:bidi="pt_PT"/>
         </w:rPr>
         <w:t xml:space="preserve">; </w:t>
       </w:r>
-      <w:hyperlink r:id="rId129">
-        <w:r>
-          <w:rPr>
-            <w:lang w:val="pt_PT" w:bidi="pt_PT"/>
-          </w:rPr>
-          <w:rPr>
-            <w:color w:val="0000EE"/>
-            <w:u w:val="single"/>
-          </w:rPr>
-          <w:t>21.16</w:t>
-        </w:r>
-      </w:hyperlink>
+      <w:r>
+        <w:rPr>
+          <w:lang w:val="pt_PT" w:bidi="pt_PT"/>
+        </w:rPr>
+        <w:t>21.16</w:t>
+      </w:r>
       <w:r>
         <w:rPr>
           <w:lang w:val="pt_PT" w:bidi="pt_PT"/>
         </w:rPr>
         <w:t xml:space="preserve">, </w:t>
       </w:r>
-      <w:hyperlink r:id="rId130">
-        <w:r>
-          <w:rPr>
-            <w:lang w:val="pt_PT" w:bidi="pt_PT"/>
-          </w:rPr>
-          <w:rPr>
-            <w:color w:val="0000EE"/>
-            <w:u w:val="single"/>
-          </w:rPr>
-          <w:t>42</w:t>
-        </w:r>
-      </w:hyperlink>
+      <w:r>
+        <w:rPr>
+          <w:lang w:val="pt_PT" w:bidi="pt_PT"/>
+        </w:rPr>
+        <w:t>42</w:t>
+      </w:r>
       <w:r>
         <w:rPr>
           <w:lang w:val="pt_PT" w:bidi="pt_PT"/>
         </w:rPr>
         <w:t xml:space="preserve">; </w:t>
       </w:r>
-      <w:hyperlink r:id="rId131">
-        <w:r>
-          <w:rPr>
-            <w:lang w:val="pt_PT" w:bidi="pt_PT"/>
-          </w:rPr>
-          <w:rPr>
-            <w:color w:val="0000EE"/>
-            <w:u w:val="single"/>
-          </w:rPr>
-          <w:t>23.39</w:t>
-        </w:r>
-      </w:hyperlink>
+      <w:r>
+        <w:rPr>
+          <w:lang w:val="pt_PT" w:bidi="pt_PT"/>
+        </w:rPr>
+        <w:t>23.39</w:t>
+      </w:r>
       <w:r>
         <w:rPr>
           <w:lang w:val="pt_PT" w:bidi="pt_PT"/>
         </w:rPr>
         <w:t xml:space="preserve">; </w:t>
       </w:r>
-      <w:hyperlink r:id="rId132">
-        <w:r>
-          <w:rPr>
-            <w:lang w:val="pt_PT" w:bidi="pt_PT"/>
-          </w:rPr>
-          <w:rPr>
-            <w:color w:val="0000EE"/>
-            <w:u w:val="single"/>
-          </w:rPr>
-          <w:t>Jo 2.17</w:t>
-        </w:r>
-      </w:hyperlink>
+      <w:r>
+        <w:rPr>
+          <w:lang w:val="pt_PT" w:bidi="pt_PT"/>
+        </w:rPr>
+        <w:t>Jo 2.17</w:t>
+      </w:r>
       <w:r>
         <w:rPr>
           <w:lang w:val="pt_PT" w:bidi="pt_PT"/>
         </w:rPr>
         <w:t xml:space="preserve">; </w:t>
       </w:r>
-      <w:hyperlink r:id="rId133">
-        <w:r>
-          <w:rPr>
-            <w:lang w:val="pt_PT" w:bidi="pt_PT"/>
-          </w:rPr>
-          <w:rPr>
-            <w:color w:val="0000EE"/>
-            <w:u w:val="single"/>
-          </w:rPr>
-          <w:t>15.25</w:t>
-        </w:r>
-      </w:hyperlink>
+      <w:r>
+        <w:rPr>
+          <w:lang w:val="pt_PT" w:bidi="pt_PT"/>
+        </w:rPr>
+        <w:t>15.25</w:t>
+      </w:r>
       <w:r>
         <w:rPr>
           <w:lang w:val="pt_PT" w:bidi="pt_PT"/>
         </w:rPr>
         <w:t xml:space="preserve">; </w:t>
       </w:r>
-      <w:hyperlink r:id="rId134">
-        <w:r>
-          <w:rPr>
-            <w:lang w:val="pt_PT" w:bidi="pt_PT"/>
-          </w:rPr>
-          <w:rPr>
-            <w:color w:val="0000EE"/>
-            <w:u w:val="single"/>
-          </w:rPr>
-          <w:t>19.24</w:t>
-        </w:r>
-      </w:hyperlink>
+      <w:r>
+        <w:rPr>
+          <w:lang w:val="pt_PT" w:bidi="pt_PT"/>
+        </w:rPr>
+        <w:t>19.24</w:t>
+      </w:r>
       <w:r>
         <w:rPr>
           <w:lang w:val="pt_PT" w:bidi="pt_PT"/>
         </w:rPr>
         <w:t xml:space="preserve">, </w:t>
       </w:r>
-      <w:hyperlink r:id="rId135">
-        <w:r>
-          <w:rPr>
-            <w:lang w:val="pt_PT" w:bidi="pt_PT"/>
-          </w:rPr>
-          <w:rPr>
-            <w:color w:val="0000EE"/>
-            <w:u w:val="single"/>
-          </w:rPr>
-          <w:t>28</w:t>
-        </w:r>
-      </w:hyperlink>
+      <w:r>
+        <w:rPr>
+          <w:lang w:val="pt_PT" w:bidi="pt_PT"/>
+        </w:rPr>
+        <w:t>28</w:t>
+      </w:r>
       <w:r>
         <w:rPr>
           <w:lang w:val="pt_PT" w:bidi="pt_PT"/>
         </w:rPr>
         <w:t xml:space="preserve">, </w:t>
       </w:r>
-      <w:hyperlink r:id="rId136">
-        <w:r>
-          <w:rPr>
-            <w:lang w:val="pt_PT" w:bidi="pt_PT"/>
-          </w:rPr>
-          <w:rPr>
-            <w:color w:val="0000EE"/>
-            <w:u w:val="single"/>
-          </w:rPr>
-          <w:t>36</w:t>
-        </w:r>
-      </w:hyperlink>
+      <w:r>
+        <w:rPr>
+          <w:lang w:val="pt_PT" w:bidi="pt_PT"/>
+        </w:rPr>
+        <w:t>36</w:t>
+      </w:r>
       <w:r>
         <w:rPr>
           <w:lang w:val="pt_PT" w:bidi="pt_PT"/>
         </w:rPr>
         <w:t xml:space="preserve">; </w:t>
       </w:r>
-      <w:hyperlink r:id="rId137">
-        <w:r>
-          <w:rPr>
-            <w:lang w:val="pt_PT" w:bidi="pt_PT"/>
-          </w:rPr>
-          <w:rPr>
-            <w:color w:val="0000EE"/>
-            <w:u w:val="single"/>
-          </w:rPr>
-          <w:t>At 2.22–35</w:t>
-        </w:r>
-      </w:hyperlink>
+      <w:r>
+        <w:rPr>
+          <w:lang w:val="pt_PT" w:bidi="pt_PT"/>
+        </w:rPr>
+        <w:t>At 2.22–35</w:t>
+      </w:r>
       <w:r>
         <w:rPr>
           <w:lang w:val="pt_PT" w:bidi="pt_PT"/>
         </w:rPr>
         <w:t xml:space="preserve">; </w:t>
       </w:r>
-      <w:hyperlink r:id="rId138">
-        <w:r>
-          <w:rPr>
-            <w:lang w:val="pt_PT" w:bidi="pt_PT"/>
-          </w:rPr>
-          <w:rPr>
-            <w:color w:val="0000EE"/>
-            <w:u w:val="single"/>
-          </w:rPr>
-          <w:t>4.11</w:t>
-        </w:r>
-      </w:hyperlink>
+      <w:r>
+        <w:rPr>
+          <w:lang w:val="pt_PT" w:bidi="pt_PT"/>
+        </w:rPr>
+        <w:t>4.11</w:t>
+      </w:r>
       <w:r>
         <w:rPr>
           <w:lang w:val="pt_PT" w:bidi="pt_PT"/>
         </w:rPr>
         <w:t xml:space="preserve">; </w:t>
       </w:r>
-      <w:hyperlink r:id="rId139">
-        <w:r>
-          <w:rPr>
-            <w:lang w:val="pt_PT" w:bidi="pt_PT"/>
-          </w:rPr>
-          <w:rPr>
-            <w:color w:val="0000EE"/>
-            <w:u w:val="single"/>
-          </w:rPr>
-          <w:t>13.32–38</w:t>
-        </w:r>
-      </w:hyperlink>
+      <w:r>
+        <w:rPr>
+          <w:lang w:val="pt_PT" w:bidi="pt_PT"/>
+        </w:rPr>
+        <w:t>13.32–38</w:t>
+      </w:r>
       <w:r>
         <w:rPr>
           <w:lang w:val="pt_PT" w:bidi="pt_PT"/>
         </w:rPr>
         <w:t xml:space="preserve">; </w:t>
       </w:r>
-      <w:hyperlink r:id="rId140">
-        <w:r>
-          <w:rPr>
-            <w:lang w:val="pt_PT" w:bidi="pt_PT"/>
-          </w:rPr>
-          <w:rPr>
-            <w:color w:val="0000EE"/>
-            <w:u w:val="single"/>
-          </w:rPr>
-          <w:t>Rm 15.3</w:t>
-        </w:r>
-      </w:hyperlink>
+      <w:r>
+        <w:rPr>
+          <w:lang w:val="pt_PT" w:bidi="pt_PT"/>
+        </w:rPr>
+        <w:t>Rm 15.3</w:t>
+      </w:r>
       <w:r>
         <w:rPr>
           <w:lang w:val="pt_PT" w:bidi="pt_PT"/>
         </w:rPr>
         <w:t xml:space="preserve">; </w:t>
       </w:r>
-      <w:hyperlink r:id="rId141">
-        <w:r>
-          <w:rPr>
-            <w:lang w:val="pt_PT" w:bidi="pt_PT"/>
-          </w:rPr>
-          <w:rPr>
-            <w:color w:val="0000EE"/>
-            <w:u w:val="single"/>
-          </w:rPr>
-          <w:t>1Co 15.25–27</w:t>
-        </w:r>
-      </w:hyperlink>
+      <w:r>
+        <w:rPr>
+          <w:lang w:val="pt_PT" w:bidi="pt_PT"/>
+        </w:rPr>
+        <w:t>1Co 15.25–27</w:t>
+      </w:r>
       <w:r>
         <w:rPr>
           <w:lang w:val="pt_PT" w:bidi="pt_PT"/>
         </w:rPr>
         <w:t xml:space="preserve">; </w:t>
       </w:r>
-      <w:hyperlink r:id="rId142">
-        <w:r>
-          <w:rPr>
-            <w:lang w:val="pt_PT" w:bidi="pt_PT"/>
-          </w:rPr>
-          <w:rPr>
-            <w:color w:val="0000EE"/>
-            <w:u w:val="single"/>
-          </w:rPr>
-          <w:t>Ef 4.7–10</w:t>
-        </w:r>
-      </w:hyperlink>
+      <w:r>
+        <w:rPr>
+          <w:lang w:val="pt_PT" w:bidi="pt_PT"/>
+        </w:rPr>
+        <w:t>Ef 4.7–10</w:t>
+      </w:r>
       <w:r>
         <w:rPr>
           <w:lang w:val="pt_PT" w:bidi="pt_PT"/>
         </w:rPr>
         <w:t xml:space="preserve">; </w:t>
       </w:r>
-      <w:hyperlink r:id="rId143">
-        <w:r>
-          <w:rPr>
-            <w:lang w:val="pt_PT" w:bidi="pt_PT"/>
-          </w:rPr>
-          <w:rPr>
-            <w:color w:val="0000EE"/>
-            <w:u w:val="single"/>
-          </w:rPr>
-          <w:t>1Pe 2.7</w:t>
-        </w:r>
-      </w:hyperlink>
+      <w:r>
+        <w:rPr>
+          <w:lang w:val="pt_PT" w:bidi="pt_PT"/>
+        </w:rPr>
+        <w:t>1Pe 2.7</w:t>
+      </w:r>
       <w:r>
         <w:rPr>
           <w:lang w:val="pt_PT" w:bidi="pt_PT"/>
         </w:rPr>
         <w:t>). Jesus entrou no mundo humano e viveu de acordo com os padrões encontrados nos salmos, incluindo humilhação, sofrimento, morte, vindicação e glória. Ele é o único ser humano que agradou completamente a Deus (</w:t>
       </w:r>
-      <w:hyperlink r:id="rId14">
-        <w:r>
-          <w:rPr>
-            <w:lang w:val="pt_PT" w:bidi="pt_PT"/>
-          </w:rPr>
-          <w:rPr>
-            <w:color w:val="0000EE"/>
-            <w:u w:val="single"/>
-          </w:rPr>
-          <w:t>Sl 1</w:t>
-        </w:r>
-      </w:hyperlink>
+      <w:r>
+        <w:rPr>
+          <w:lang w:val="pt_PT" w:bidi="pt_PT"/>
+        </w:rPr>
+        <w:t>Sl 1</w:t>
+      </w:r>
       <w:r>
         <w:rPr>
           <w:lang w:val="pt_PT" w:bidi="pt_PT"/>
         </w:rPr>
         <w:t>). Ele é o Messias e Rei (</w:t>
       </w:r>
-      <w:hyperlink r:id="rId15">
-        <w:r>
-          <w:rPr>
-            <w:lang w:val="pt_PT" w:bidi="pt_PT"/>
-          </w:rPr>
-          <w:rPr>
-            <w:color w:val="0000EE"/>
-            <w:u w:val="single"/>
-          </w:rPr>
-          <w:t>Sl 2</w:t>
-        </w:r>
-      </w:hyperlink>
+      <w:r>
+        <w:rPr>
+          <w:lang w:val="pt_PT" w:bidi="pt_PT"/>
+        </w:rPr>
+        <w:t>Sl 2</w:t>
+      </w:r>
       <w:r>
         <w:rPr>
           <w:lang w:val="pt_PT" w:bidi="pt_PT"/>
